--- a/docs/PracticeLab_Database_Storage_Handover.docx
+++ b/docs/PracticeLab_Database_Storage_Handover.docx
@@ -294,6 +294,32 @@
           <w:szCs w:val="20"/>
         </w:rPr>
         <w:t xml:space="preserve">Answer keys and other spreadsheet inputs</w:t>
+      </w:r>
+    </w:p>
+    <w:p>
+      <w:pPr>
+        <w:spacing w:after="40" w:before="0"/>
+        <w:ind w:left="400"/>
+      </w:pPr>
+      <w:r>
+        <w:rPr>
+          <w:b w:val="false"/>
+          <w:bCs w:val="false"/>
+          <w:color w:val="595959"/>
+          <w:sz w:val="20"/>
+          <w:szCs w:val="20"/>
+        </w:rPr>
+        <w:t xml:space="preserve">2.3  </w:t>
+      </w:r>
+      <w:r>
+        <w:rPr>
+          <w:b w:val="false"/>
+          <w:bCs w:val="false"/>
+          <w:color w:val="404040"/>
+          <w:sz w:val="20"/>
+          <w:szCs w:val="20"/>
+        </w:rPr>
+        <w:t xml:space="preserve">The storage provider: Cloudflare R2</w:t>
       </w:r>
     </w:p>
     <w:p>
@@ -1033,7 +1059,19 @@
                 <w:sz w:val="21"/>
                 <w:szCs w:val="21"/>
               </w:rPr>
-              <w:t xml:space="preserve">Chart page images are not in the database and not on either service. They sit in S3-compatible object storage, which is a separate provider and does not appear in the hosting dashboard alongside the other three.</w:t>
+              <w:t xml:space="preserve">Chart page images are not in the database and not on either service. They sit in Cloudflare R2 — S3-compatible object storage from a separate provider, which does not appear in the hosting dashboard alongside the other three.</w:t>
+            </w:r>
+          </w:p>
+          <w:p>
+            <w:pPr>
+              <w:spacing w:after="60" w:line="280"/>
+            </w:pPr>
+            <w:r>
+              <w:rPr>
+                <w:sz w:val="21"/>
+                <w:szCs w:val="21"/>
+              </w:rPr>
+              <w:t xml:space="preserve">Only the backend talks to it. See 2.3 for what to collect from the Cloudflare account.</w:t>
             </w:r>
           </w:p>
           <w:p>
@@ -2709,61 +2747,535 @@
       </w:pPr>
       <w:r>
         <w:rPr>
-          <w:sz w:val="21"/>
-          <w:szCs w:val="21"/>
-        </w:rPr>
-        <w:t xml:space="preserve">Files are not public. The API generates a presigned URL per request, valid for one hour by default. So:</w:t>
-      </w:r>
-    </w:p>
-    <w:p>
-      <w:pPr>
-        <w:pStyle w:val="ListParagraph"/>
-        <w:numPr>
-          <w:ilvl w:val="0"/>
-          <w:numId w:val="2"/>
-        </w:numPr>
-        <w:spacing w:after="80" w:line="280"/>
-      </w:pPr>
-      <w:r>
-        <w:rPr>
-          <w:sz w:val="21"/>
-          <w:szCs w:val="21"/>
-        </w:rPr>
-        <w:t xml:space="preserve">Bucket permissions can stay private</w:t>
-      </w:r>
-    </w:p>
-    <w:p>
-      <w:pPr>
-        <w:pStyle w:val="ListParagraph"/>
-        <w:numPr>
-          <w:ilvl w:val="0"/>
-          <w:numId w:val="2"/>
-        </w:numPr>
-        <w:spacing w:after="80" w:line="280"/>
-      </w:pPr>
-      <w:r>
-        <w:rPr>
-          <w:sz w:val="21"/>
-          <w:szCs w:val="21"/>
-        </w:rPr>
-        <w:t xml:space="preserve">A leaked URL expires</w:t>
-      </w:r>
-    </w:p>
-    <w:p>
-      <w:pPr>
-        <w:pStyle w:val="ListParagraph"/>
-        <w:numPr>
-          <w:ilvl w:val="0"/>
-          <w:numId w:val="2"/>
-        </w:numPr>
-        <w:spacing w:after="80" w:line="280"/>
-      </w:pPr>
-      <w:r>
-        <w:rPr>
-          <w:sz w:val="21"/>
-          <w:szCs w:val="21"/>
-        </w:rPr>
-        <w:t xml:space="preserve">The bucket must be reachable from the API, not from the user's browser directly</w:t>
+          <w:b/>
+          <w:bCs/>
+          <w:sz w:val="21"/>
+          <w:szCs w:val="21"/>
+        </w:rPr>
+        <w:t xml:space="preserve">The API proxies every image. The browser never contacts the storage bucket.</w:t>
+      </w:r>
+    </w:p>
+    <w:p>
+      <w:pPr>
+        <w:pBdr>
+          <w:left w:val="single" w:color="2E75B6" w:sz="12" w:space="6"/>
+        </w:pBdr>
+        <w:shd w:fill="F2F2F2" w:val="clear"/>
+        <w:spacing w:after="140" w:before="100" w:line="260"/>
+        <w:ind w:left="120"/>
+      </w:pPr>
+      <w:r>
+        <w:rPr>
+          <w:rFonts w:ascii="Consolas" w:cs="Consolas" w:eastAsia="Consolas" w:hAnsi="Consolas"/>
+          <w:sz w:val="18"/>
+          <w:szCs w:val="18"/>
+        </w:rPr>
+        <w:t xml:space="preserve">browser  →  GET /charts/142/page/0  →  API  →  fetches from bucket  →  streams bytes back</w:t>
+      </w:r>
+    </w:p>
+    <w:p>
+      <w:pPr>
+        <w:spacing w:after="120" w:line="280"/>
+      </w:pPr>
+      <w:r>
+        <w:rPr>
+          <w:rFonts w:ascii="Consolas" w:cs="Consolas" w:eastAsia="Consolas" w:hAnsi="Consolas"/>
+          <w:color w:val="9C27B0"/>
+          <w:sz w:val="19"/>
+          <w:szCs w:val="19"/>
+        </w:rPr>
+        <w:t xml:space="preserve">proxy_chart_page</w:t>
+      </w:r>
+      <w:r>
+        <w:rPr>
+          <w:sz w:val="21"/>
+          <w:szCs w:val="21"/>
+        </w:rPr>
+        <w:t xml:space="preserve"> in </w:t>
+      </w:r>
+      <w:r>
+        <w:rPr>
+          <w:rFonts w:ascii="Consolas" w:cs="Consolas" w:eastAsia="Consolas" w:hAnsi="Consolas"/>
+          <w:color w:val="9C27B0"/>
+          <w:sz w:val="19"/>
+          <w:szCs w:val="19"/>
+        </w:rPr>
+        <w:t xml:space="preserve">routers/charts.py</w:t>
+      </w:r>
+      <w:r>
+        <w:rPr>
+          <w:sz w:val="21"/>
+          <w:szCs w:val="21"/>
+        </w:rPr>
+        <w:t xml:space="preserve"> calls </w:t>
+      </w:r>
+      <w:r>
+        <w:rPr>
+          <w:rFonts w:ascii="Consolas" w:cs="Consolas" w:eastAsia="Consolas" w:hAnsi="Consolas"/>
+          <w:color w:val="9C27B0"/>
+          <w:sz w:val="19"/>
+          <w:szCs w:val="19"/>
+        </w:rPr>
+        <w:t xml:space="preserve">get_object()</w:t>
+      </w:r>
+      <w:r>
+        <w:rPr>
+          <w:sz w:val="21"/>
+          <w:szCs w:val="21"/>
+        </w:rPr>
+        <w:t xml:space="preserve"> server-side and returns a streaming response. The browser only ever sees an API URL.</w:t>
+      </w:r>
+    </w:p>
+    <w:p>
+      <w:pPr>
+        <w:spacing w:after="120" w:line="280"/>
+      </w:pPr>
+      <w:r>
+        <w:rPr>
+          <w:sz w:val="21"/>
+          <w:szCs w:val="21"/>
+        </w:rPr>
+        <w:t xml:space="preserve">This has real consequences for the internal deployment:</w:t>
+      </w:r>
+    </w:p>
+    <w:tbl>
+      <w:tblPr>
+        <w:tblW w:type="dxa" w:w="9360"/>
+        <w:tblBorders>
+          <w:top w:val="single" w:color="BFBFBF" w:sz="2"/>
+          <w:left w:val="single" w:color="BFBFBF" w:sz="2"/>
+          <w:bottom w:val="single" w:color="BFBFBF" w:sz="2"/>
+          <w:right w:val="single" w:color="BFBFBF" w:sz="2"/>
+          <w:insideH w:val="single" w:color="D9D9D9" w:sz="2"/>
+          <w:insideV w:val="single" w:color="D9D9D9" w:sz="2"/>
+        </w:tblBorders>
+      </w:tblPr>
+      <w:tblGrid>
+        <w:gridCol w:w="5360"/>
+        <w:gridCol w:w="4000"/>
+      </w:tblGrid>
+      <w:tr>
+        <w:trPr>
+          <w:tblHeader/>
+        </w:trPr>
+        <w:tc>
+          <w:tcPr>
+            <w:tcW w:type="dxa" w:w="5360"/>
+            <w:shd w:fill="DCE6F1" w:val="clear"/>
+            <w:tcMar>
+              <w:top w:type="dxa" w:w="90"/>
+              <w:left w:type="dxa" w:w="130"/>
+              <w:bottom w:type="dxa" w:w="90"/>
+              <w:right w:type="dxa" w:w="130"/>
+            </w:tcMar>
+          </w:tcPr>
+          <w:p>
+            <w:r>
+              <w:rPr>
+                <w:b/>
+                <w:bCs/>
+                <w:color w:val="1F3864"/>
+                <w:sz w:val="20"/>
+                <w:szCs w:val="20"/>
+              </w:rPr>
+              <w:t xml:space="preserve">Question</w:t>
+            </w:r>
+          </w:p>
+        </w:tc>
+        <w:tc>
+          <w:tcPr>
+            <w:tcW w:type="dxa" w:w="4000"/>
+            <w:shd w:fill="DCE6F1" w:val="clear"/>
+            <w:tcMar>
+              <w:top w:type="dxa" w:w="90"/>
+              <w:left w:type="dxa" w:w="130"/>
+              <w:bottom w:type="dxa" w:w="90"/>
+              <w:right w:type="dxa" w:w="130"/>
+            </w:tcMar>
+          </w:tcPr>
+          <w:p>
+            <w:r>
+              <w:rPr>
+                <w:b/>
+                <w:bCs/>
+                <w:color w:val="1F3864"/>
+                <w:sz w:val="20"/>
+                <w:szCs w:val="20"/>
+              </w:rPr>
+              <w:t xml:space="preserve">Answer</w:t>
+            </w:r>
+          </w:p>
+        </w:tc>
+      </w:tr>
+      <w:tr>
+        <w:tc>
+          <w:tcPr>
+            <w:tcW w:type="dxa" w:w="5360"/>
+            <w:tcMar>
+              <w:top w:type="dxa" w:w="90"/>
+              <w:left w:type="dxa" w:w="130"/>
+              <w:bottom w:type="dxa" w:w="90"/>
+              <w:right w:type="dxa" w:w="130"/>
+            </w:tcMar>
+          </w:tcPr>
+          <w:p>
+            <w:r>
+              <w:rPr>
+                <w:sz w:val="20"/>
+                <w:szCs w:val="20"/>
+              </w:rPr>
+              <w:t xml:space="preserve">Does the front end query storage?</w:t>
+            </w:r>
+          </w:p>
+        </w:tc>
+        <w:tc>
+          <w:tcPr>
+            <w:tcW w:type="dxa" w:w="4000"/>
+            <w:tcMar>
+              <w:top w:type="dxa" w:w="90"/>
+              <w:left w:type="dxa" w:w="130"/>
+              <w:bottom w:type="dxa" w:w="90"/>
+              <w:right w:type="dxa" w:w="130"/>
+            </w:tcMar>
+          </w:tcPr>
+          <w:p>
+            <w:r>
+              <w:rPr>
+                <w:b/>
+                <w:bCs/>
+                <w:sz w:val="20"/>
+                <w:szCs w:val="20"/>
+              </w:rPr>
+              <w:t xml:space="preserve">No.</w:t>
+            </w:r>
+            <w:r>
+              <w:rPr>
+                <w:sz w:val="20"/>
+                <w:szCs w:val="20"/>
+              </w:rPr>
+              <w:t xml:space="preserve"> It requests an API path like any other endpoint</w:t>
+            </w:r>
+          </w:p>
+        </w:tc>
+      </w:tr>
+      <w:tr>
+        <w:tc>
+          <w:tcPr>
+            <w:tcW w:type="dxa" w:w="5360"/>
+            <w:tcMar>
+              <w:top w:type="dxa" w:w="90"/>
+              <w:left w:type="dxa" w:w="130"/>
+              <w:bottom w:type="dxa" w:w="90"/>
+              <w:right w:type="dxa" w:w="130"/>
+            </w:tcMar>
+          </w:tcPr>
+          <w:p>
+            <w:r>
+              <w:rPr>
+                <w:sz w:val="20"/>
+                <w:szCs w:val="20"/>
+              </w:rPr>
+              <w:t xml:space="preserve">Does the browser hold storage credentials?</w:t>
+            </w:r>
+          </w:p>
+        </w:tc>
+        <w:tc>
+          <w:tcPr>
+            <w:tcW w:type="dxa" w:w="4000"/>
+            <w:tcMar>
+              <w:top w:type="dxa" w:w="90"/>
+              <w:left w:type="dxa" w:w="130"/>
+              <w:bottom w:type="dxa" w:w="90"/>
+              <w:right w:type="dxa" w:w="130"/>
+            </w:tcMar>
+          </w:tcPr>
+          <w:p>
+            <w:r>
+              <w:rPr>
+                <w:b/>
+                <w:bCs/>
+                <w:sz w:val="20"/>
+                <w:szCs w:val="20"/>
+              </w:rPr>
+              <w:t xml:space="preserve">No.</w:t>
+            </w:r>
+            <w:r>
+              <w:rPr>
+                <w:sz w:val="20"/>
+                <w:szCs w:val="20"/>
+              </w:rPr>
+              <w:t xml:space="preserve"> They exist only in the backend's environment</w:t>
+            </w:r>
+          </w:p>
+        </w:tc>
+      </w:tr>
+      <w:tr>
+        <w:tc>
+          <w:tcPr>
+            <w:tcW w:type="dxa" w:w="5360"/>
+            <w:tcMar>
+              <w:top w:type="dxa" w:w="90"/>
+              <w:left w:type="dxa" w:w="130"/>
+              <w:bottom w:type="dxa" w:w="90"/>
+              <w:right w:type="dxa" w:w="130"/>
+            </w:tcMar>
+          </w:tcPr>
+          <w:p>
+            <w:r>
+              <w:rPr>
+                <w:sz w:val="20"/>
+                <w:szCs w:val="20"/>
+              </w:rPr>
+              <w:t xml:space="preserve">Must the bucket be reachable from user browsers?</w:t>
+            </w:r>
+          </w:p>
+        </w:tc>
+        <w:tc>
+          <w:tcPr>
+            <w:tcW w:type="dxa" w:w="4000"/>
+            <w:tcMar>
+              <w:top w:type="dxa" w:w="90"/>
+              <w:left w:type="dxa" w:w="130"/>
+              <w:bottom w:type="dxa" w:w="90"/>
+              <w:right w:type="dxa" w:w="130"/>
+            </w:tcMar>
+          </w:tcPr>
+          <w:p>
+            <w:r>
+              <w:rPr>
+                <w:b/>
+                <w:bCs/>
+                <w:sz w:val="20"/>
+                <w:szCs w:val="20"/>
+              </w:rPr>
+              <w:t xml:space="preserve">No.</w:t>
+            </w:r>
+            <w:r>
+              <w:rPr>
+                <w:sz w:val="20"/>
+                <w:szCs w:val="20"/>
+              </w:rPr>
+              <w:t xml:space="preserve"> Only from the backend</w:t>
+            </w:r>
+          </w:p>
+        </w:tc>
+      </w:tr>
+      <w:tr>
+        <w:tc>
+          <w:tcPr>
+            <w:tcW w:type="dxa" w:w="5360"/>
+            <w:tcMar>
+              <w:top w:type="dxa" w:w="90"/>
+              <w:left w:type="dxa" w:w="130"/>
+              <w:bottom w:type="dxa" w:w="90"/>
+              <w:right w:type="dxa" w:w="130"/>
+            </w:tcMar>
+          </w:tcPr>
+          <w:p>
+            <w:r>
+              <w:rPr>
+                <w:sz w:val="20"/>
+                <w:szCs w:val="20"/>
+              </w:rPr>
+              <w:t xml:space="preserve">Does the bucket need CORS configured?</w:t>
+            </w:r>
+          </w:p>
+        </w:tc>
+        <w:tc>
+          <w:tcPr>
+            <w:tcW w:type="dxa" w:w="4000"/>
+            <w:tcMar>
+              <w:top w:type="dxa" w:w="90"/>
+              <w:left w:type="dxa" w:w="130"/>
+              <w:bottom w:type="dxa" w:w="90"/>
+              <w:right w:type="dxa" w:w="130"/>
+            </w:tcMar>
+          </w:tcPr>
+          <w:p>
+            <w:r>
+              <w:rPr>
+                <w:b/>
+                <w:bCs/>
+                <w:sz w:val="20"/>
+                <w:szCs w:val="20"/>
+              </w:rPr>
+              <w:t xml:space="preserve">No</w:t>
+            </w:r>
+          </w:p>
+        </w:tc>
+      </w:tr>
+      <w:tr>
+        <w:tc>
+          <w:tcPr>
+            <w:tcW w:type="dxa" w:w="5360"/>
+            <w:tcMar>
+              <w:top w:type="dxa" w:w="90"/>
+              <w:left w:type="dxa" w:w="130"/>
+              <w:bottom w:type="dxa" w:w="90"/>
+              <w:right w:type="dxa" w:w="130"/>
+            </w:tcMar>
+          </w:tcPr>
+          <w:p>
+            <w:r>
+              <w:rPr>
+                <w:sz w:val="20"/>
+                <w:szCs w:val="20"/>
+              </w:rPr>
+              <w:t xml:space="preserve">Can the bucket be fully private / internal-network-only?</w:t>
+            </w:r>
+          </w:p>
+        </w:tc>
+        <w:tc>
+          <w:tcPr>
+            <w:tcW w:type="dxa" w:w="4000"/>
+            <w:tcMar>
+              <w:top w:type="dxa" w:w="90"/>
+              <w:left w:type="dxa" w:w="130"/>
+              <w:bottom w:type="dxa" w:w="90"/>
+              <w:right w:type="dxa" w:w="130"/>
+            </w:tcMar>
+          </w:tcPr>
+          <w:p>
+            <w:r>
+              <w:rPr>
+                <w:b/>
+                <w:bCs/>
+                <w:sz w:val="20"/>
+                <w:szCs w:val="20"/>
+              </w:rPr>
+              <w:t xml:space="preserve">Yes</w:t>
+            </w:r>
+          </w:p>
+        </w:tc>
+      </w:tr>
+    </w:tbl>
+    <w:tbl>
+      <w:tblPr>
+        <w:tblW w:type="dxa" w:w="9360"/>
+        <w:tblBorders>
+          <w:top w:val="single" w:color="E8A33D" w:sz="4"/>
+          <w:left w:val="single" w:color="E8A33D" w:sz="18"/>
+          <w:bottom w:val="single" w:color="E8A33D" w:sz="4"/>
+          <w:right w:val="single" w:color="E8A33D" w:sz="4"/>
+          <w:insideH w:val="single" w:color="auto" w:sz="4"/>
+          <w:insideV w:val="single" w:color="auto" w:sz="4"/>
+        </w:tblBorders>
+      </w:tblPr>
+      <w:tblGrid>
+        <w:gridCol w:w="9360"/>
+      </w:tblGrid>
+      <w:tr>
+        <w:tc>
+          <w:tcPr>
+            <w:tcW w:type="dxa" w:w="9360"/>
+            <w:shd w:fill="FFF4E5" w:val="clear"/>
+            <w:tcMar>
+              <w:top w:type="dxa" w:w="140"/>
+              <w:left w:type="dxa" w:w="180"/>
+              <w:bottom w:type="dxa" w:w="140"/>
+              <w:right w:type="dxa" w:w="180"/>
+            </w:tcMar>
+          </w:tcPr>
+          <w:p>
+            <w:pPr>
+              <w:spacing w:after="80"/>
+            </w:pPr>
+            <w:r>
+              <w:rPr>
+                <w:b/>
+                <w:bCs/>
+                <w:color w:val="8A5A00"/>
+                <w:sz w:val="21"/>
+                <w:szCs w:val="21"/>
+              </w:rPr>
+              <w:t xml:space="preserve">Do not be misled by an unused helper</w:t>
+            </w:r>
+          </w:p>
+          <w:p>
+            <w:pPr>
+              <w:spacing w:after="60" w:line="280"/>
+            </w:pPr>
+            <w:r>
+              <w:rPr>
+                <w:sz w:val="21"/>
+                <w:szCs w:val="21"/>
+              </w:rPr>
+              <w:t xml:space="preserve">A </w:t>
+            </w:r>
+            <w:r>
+              <w:rPr>
+                <w:rFonts w:ascii="Consolas" w:cs="Consolas" w:eastAsia="Consolas" w:hAnsi="Consolas"/>
+                <w:sz w:val="19"/>
+                <w:szCs w:val="19"/>
+              </w:rPr>
+              <w:t xml:space="preserve">get_presigned_url()</w:t>
+            </w:r>
+            <w:r>
+              <w:rPr>
+                <w:sz w:val="21"/>
+                <w:szCs w:val="21"/>
+              </w:rPr>
+              <w:t xml:space="preserve"> function exists in </w:t>
+            </w:r>
+            <w:r>
+              <w:rPr>
+                <w:rFonts w:ascii="Consolas" w:cs="Consolas" w:eastAsia="Consolas" w:hAnsi="Consolas"/>
+                <w:sz w:val="19"/>
+                <w:szCs w:val="19"/>
+              </w:rPr>
+              <w:t xml:space="preserve">services/storage.py</w:t>
+            </w:r>
+            <w:r>
+              <w:rPr>
+                <w:sz w:val="21"/>
+                <w:szCs w:val="21"/>
+              </w:rPr>
+              <w:t xml:space="preserve"> and is imported, but is never called. Presigned URLs are not in use.</w:t>
+            </w:r>
+          </w:p>
+          <w:p>
+            <w:pPr>
+              <w:spacing w:after="60" w:line="280"/>
+            </w:pPr>
+            <w:r>
+              <w:rPr>
+                <w:b/>
+                <w:bCs/>
+                <w:sz w:val="21"/>
+                <w:szCs w:val="21"/>
+              </w:rPr>
+              <w:t xml:space="preserve">If you read that function and assume browsers fetch directly from the bucket, you will configure network access that is not needed.</w:t>
+            </w:r>
+          </w:p>
+        </w:tc>
+      </w:tr>
+    </w:tbl>
+    <w:p>
+      <w:pPr>
+        <w:spacing w:after="120" w:line="280"/>
+      </w:pPr>
+      <w:r>
+        <w:rPr>
+          <w:sz w:val="21"/>
+          <w:szCs w:val="21"/>
+        </w:rPr>
+        <w:t xml:space="preserve">Responses carry </w:t>
+      </w:r>
+      <w:r>
+        <w:rPr>
+          <w:rFonts w:ascii="Consolas" w:cs="Consolas" w:eastAsia="Consolas" w:hAnsi="Consolas"/>
+          <w:color w:val="9C27B0"/>
+          <w:sz w:val="19"/>
+          <w:szCs w:val="19"/>
+        </w:rPr>
+        <w:t xml:space="preserve">Cache-Control: private, max-age=3600</w:t>
+      </w:r>
+      <w:r>
+        <w:rPr>
+          <w:sz w:val="21"/>
+          <w:szCs w:val="21"/>
+        </w:rPr>
+        <w:t xml:space="preserve">, so a browser re-uses a page image for an hour without asking again.</w:t>
       </w:r>
     </w:p>
     <w:p>
@@ -3562,6 +4074,863 @@
           <w:szCs w:val="21"/>
         </w:rPr>
         <w:t xml:space="preserve"> is queryable with PostgreSQL JSON operators, and its shape is documented above rather than being enforced by the schema.</w:t>
+      </w:r>
+    </w:p>
+    <w:p>
+      <w:pPr>
+        <w:pStyle w:val="Heading2"/>
+        <w:spacing w:after="120" w:before="280"/>
+      </w:pPr>
+      <w:r>
+        <w:rPr>
+          <w:b/>
+          <w:bCs/>
+          <w:color w:val="1F3864"/>
+          <w:sz w:val="24"/>
+          <w:szCs w:val="24"/>
+        </w:rPr>
+        <w:t xml:space="preserve">2.3 The storage provider: Cloudflare R2</w:t>
+      </w:r>
+    </w:p>
+    <w:p>
+      <w:pPr>
+        <w:spacing w:after="120" w:line="280"/>
+      </w:pPr>
+      <w:r>
+        <w:rPr>
+          <w:sz w:val="21"/>
+          <w:szCs w:val="21"/>
+        </w:rPr>
+        <w:t xml:space="preserve">The bucket is Cloudflare R2, which speaks the S3 API. The application uses boto3 — the standard AWS SDK — pointed at R2's endpoint rather than AWS:</w:t>
+      </w:r>
+    </w:p>
+    <w:p>
+      <w:pPr>
+        <w:pBdr>
+          <w:left w:val="single" w:color="2E75B6" w:sz="12" w:space="6"/>
+        </w:pBdr>
+        <w:shd w:fill="F2F2F2" w:val="clear"/>
+        <w:spacing w:after="140" w:before="100" w:line="260"/>
+        <w:ind w:left="120"/>
+      </w:pPr>
+      <w:r>
+        <w:rPr>
+          <w:rFonts w:ascii="Consolas" w:cs="Consolas" w:eastAsia="Consolas" w:hAnsi="Consolas"/>
+          <w:sz w:val="18"/>
+          <w:szCs w:val="18"/>
+        </w:rPr>
+        <w:t xml:space="preserve">boto3.client(</w:t>
+      </w:r>
+      <w:r>
+        <w:br/>
+      </w:r>
+      <w:r>
+        <w:rPr>
+          <w:rFonts w:ascii="Consolas" w:cs="Consolas" w:eastAsia="Consolas" w:hAnsi="Consolas"/>
+          <w:sz w:val="18"/>
+          <w:szCs w:val="18"/>
+        </w:rPr>
+        <w:t xml:space="preserve">    "s3",</w:t>
+      </w:r>
+      <w:r>
+        <w:br/>
+      </w:r>
+      <w:r>
+        <w:rPr>
+          <w:rFonts w:ascii="Consolas" w:cs="Consolas" w:eastAsia="Consolas" w:hAnsi="Consolas"/>
+          <w:sz w:val="18"/>
+          <w:szCs w:val="18"/>
+        </w:rPr>
+        <w:t xml:space="preserve">    endpoint_url=settings.STORAGE_ENDPOINT_URL,</w:t>
+      </w:r>
+      <w:r>
+        <w:br/>
+      </w:r>
+      <w:r>
+        <w:rPr>
+          <w:rFonts w:ascii="Consolas" w:cs="Consolas" w:eastAsia="Consolas" w:hAnsi="Consolas"/>
+          <w:sz w:val="18"/>
+          <w:szCs w:val="18"/>
+        </w:rPr>
+        <w:t xml:space="preserve">    aws_access_key_id=settings.STORAGE_ACCESS_KEY,</w:t>
+      </w:r>
+      <w:r>
+        <w:br/>
+      </w:r>
+      <w:r>
+        <w:rPr>
+          <w:rFonts w:ascii="Consolas" w:cs="Consolas" w:eastAsia="Consolas" w:hAnsi="Consolas"/>
+          <w:sz w:val="18"/>
+          <w:szCs w:val="18"/>
+        </w:rPr>
+        <w:t xml:space="preserve">    aws_secret_access_key=settings.STORAGE_SECRET_KEY,</w:t>
+      </w:r>
+      <w:r>
+        <w:br/>
+      </w:r>
+      <w:r>
+        <w:rPr>
+          <w:rFonts w:ascii="Consolas" w:cs="Consolas" w:eastAsia="Consolas" w:hAnsi="Consolas"/>
+          <w:sz w:val="18"/>
+          <w:szCs w:val="18"/>
+        </w:rPr>
+        <w:t xml:space="preserve">    config=Config(signature_version="s3v4"),</w:t>
+      </w:r>
+      <w:r>
+        <w:br/>
+      </w:r>
+      <w:r>
+        <w:rPr>
+          <w:rFonts w:ascii="Consolas" w:cs="Consolas" w:eastAsia="Consolas" w:hAnsi="Consolas"/>
+          <w:sz w:val="18"/>
+          <w:szCs w:val="18"/>
+        </w:rPr>
+        <w:t xml:space="preserve">)</w:t>
+      </w:r>
+    </w:p>
+    <w:p>
+      <w:pPr>
+        <w:spacing w:after="120" w:line="280"/>
+      </w:pPr>
+      <w:r>
+        <w:rPr>
+          <w:sz w:val="21"/>
+          <w:szCs w:val="21"/>
+        </w:rPr>
+        <w:t xml:space="preserve">Because it is plain S3, the receiving team can point this at </w:t>
+      </w:r>
+      <w:r>
+        <w:rPr>
+          <w:b/>
+          <w:bCs/>
+          <w:sz w:val="21"/>
+          <w:szCs w:val="21"/>
+        </w:rPr>
+        <w:t xml:space="preserve">any</w:t>
+      </w:r>
+      <w:r>
+        <w:rPr>
+          <w:sz w:val="21"/>
+          <w:szCs w:val="21"/>
+        </w:rPr>
+        <w:t xml:space="preserve"> S3-compatible target — AWS S3, MinIO, Ceph, an internal object store — by changing three environment variables. No code change.</w:t>
+      </w:r>
+    </w:p>
+    <w:p>
+      <w:pPr>
+        <w:pStyle w:val="Heading3"/>
+        <w:spacing w:after="100" w:before="200"/>
+      </w:pPr>
+      <w:r>
+        <w:rPr>
+          <w:b/>
+          <w:bCs/>
+          <w:color w:val="2E75B6"/>
+          <w:sz w:val="22"/>
+          <w:szCs w:val="22"/>
+        </w:rPr>
+        <w:t xml:space="preserve">What to collect from the Cloudflare account</w:t>
+      </w:r>
+    </w:p>
+    <w:tbl>
+      <w:tblPr>
+        <w:tblW w:type="dxa" w:w="9360"/>
+        <w:tblBorders>
+          <w:top w:val="single" w:color="BFBFBF" w:sz="2"/>
+          <w:left w:val="single" w:color="BFBFBF" w:sz="2"/>
+          <w:bottom w:val="single" w:color="BFBFBF" w:sz="2"/>
+          <w:right w:val="single" w:color="BFBFBF" w:sz="2"/>
+          <w:insideH w:val="single" w:color="D9D9D9" w:sz="2"/>
+          <w:insideV w:val="single" w:color="D9D9D9" w:sz="2"/>
+        </w:tblBorders>
+      </w:tblPr>
+      <w:tblGrid>
+        <w:gridCol w:w="2800"/>
+        <w:gridCol w:w="3200"/>
+        <w:gridCol w:w="3360"/>
+      </w:tblGrid>
+      <w:tr>
+        <w:trPr>
+          <w:tblHeader/>
+        </w:trPr>
+        <w:tc>
+          <w:tcPr>
+            <w:tcW w:type="dxa" w:w="2800"/>
+            <w:shd w:fill="DCE6F1" w:val="clear"/>
+            <w:tcMar>
+              <w:top w:type="dxa" w:w="90"/>
+              <w:left w:type="dxa" w:w="130"/>
+              <w:bottom w:type="dxa" w:w="90"/>
+              <w:right w:type="dxa" w:w="130"/>
+            </w:tcMar>
+          </w:tcPr>
+          <w:p>
+            <w:r>
+              <w:rPr>
+                <w:b/>
+                <w:bCs/>
+                <w:color w:val="1F3864"/>
+                <w:sz w:val="20"/>
+                <w:szCs w:val="20"/>
+              </w:rPr>
+              <w:t xml:space="preserve">Needed</w:t>
+            </w:r>
+          </w:p>
+        </w:tc>
+        <w:tc>
+          <w:tcPr>
+            <w:tcW w:type="dxa" w:w="3200"/>
+            <w:shd w:fill="DCE6F1" w:val="clear"/>
+            <w:tcMar>
+              <w:top w:type="dxa" w:w="90"/>
+              <w:left w:type="dxa" w:w="130"/>
+              <w:bottom w:type="dxa" w:w="90"/>
+              <w:right w:type="dxa" w:w="130"/>
+            </w:tcMar>
+          </w:tcPr>
+          <w:p>
+            <w:r>
+              <w:rPr>
+                <w:b/>
+                <w:bCs/>
+                <w:color w:val="1F3864"/>
+                <w:sz w:val="20"/>
+                <w:szCs w:val="20"/>
+              </w:rPr>
+              <w:t xml:space="preserve">Where it comes from</w:t>
+            </w:r>
+          </w:p>
+        </w:tc>
+        <w:tc>
+          <w:tcPr>
+            <w:tcW w:type="dxa" w:w="3360"/>
+            <w:shd w:fill="DCE6F1" w:val="clear"/>
+            <w:tcMar>
+              <w:top w:type="dxa" w:w="90"/>
+              <w:left w:type="dxa" w:w="130"/>
+              <w:bottom w:type="dxa" w:w="90"/>
+              <w:right w:type="dxa" w:w="130"/>
+            </w:tcMar>
+          </w:tcPr>
+          <w:p>
+            <w:r>
+              <w:rPr>
+                <w:b/>
+                <w:bCs/>
+                <w:color w:val="1F3864"/>
+                <w:sz w:val="20"/>
+                <w:szCs w:val="20"/>
+              </w:rPr>
+              <w:t xml:space="preserve">Maps to</w:t>
+            </w:r>
+          </w:p>
+        </w:tc>
+      </w:tr>
+      <w:tr>
+        <w:tc>
+          <w:tcPr>
+            <w:tcW w:type="dxa" w:w="2800"/>
+            <w:tcMar>
+              <w:top w:type="dxa" w:w="90"/>
+              <w:left w:type="dxa" w:w="130"/>
+              <w:bottom w:type="dxa" w:w="90"/>
+              <w:right w:type="dxa" w:w="130"/>
+            </w:tcMar>
+          </w:tcPr>
+          <w:p>
+            <w:r>
+              <w:rPr>
+                <w:sz w:val="20"/>
+                <w:szCs w:val="20"/>
+              </w:rPr>
+              <w:t xml:space="preserve">Account ID</w:t>
+            </w:r>
+          </w:p>
+        </w:tc>
+        <w:tc>
+          <w:tcPr>
+            <w:tcW w:type="dxa" w:w="3200"/>
+            <w:tcMar>
+              <w:top w:type="dxa" w:w="90"/>
+              <w:left w:type="dxa" w:w="130"/>
+              <w:bottom w:type="dxa" w:w="90"/>
+              <w:right w:type="dxa" w:w="130"/>
+            </w:tcMar>
+          </w:tcPr>
+          <w:p>
+            <w:r>
+              <w:rPr>
+                <w:sz w:val="20"/>
+                <w:szCs w:val="20"/>
+              </w:rPr>
+              <w:t xml:space="preserve">Cloudflare dashboard → R2</w:t>
+            </w:r>
+          </w:p>
+        </w:tc>
+        <w:tc>
+          <w:tcPr>
+            <w:tcW w:type="dxa" w:w="3360"/>
+            <w:tcMar>
+              <w:top w:type="dxa" w:w="90"/>
+              <w:left w:type="dxa" w:w="130"/>
+              <w:bottom w:type="dxa" w:w="90"/>
+              <w:right w:type="dxa" w:w="130"/>
+            </w:tcMar>
+          </w:tcPr>
+          <w:p>
+            <w:r>
+              <w:rPr>
+                <w:sz w:val="20"/>
+                <w:szCs w:val="20"/>
+              </w:rPr>
+              <w:t xml:space="preserve">Part of </w:t>
+            </w:r>
+            <w:r>
+              <w:rPr>
+                <w:rFonts w:ascii="Consolas" w:cs="Consolas" w:eastAsia="Consolas" w:hAnsi="Consolas"/>
+                <w:sz w:val="18"/>
+                <w:szCs w:val="18"/>
+              </w:rPr>
+              <w:t xml:space="preserve">STORAGE_ENDPOINT_URL</w:t>
+            </w:r>
+          </w:p>
+        </w:tc>
+      </w:tr>
+      <w:tr>
+        <w:tc>
+          <w:tcPr>
+            <w:tcW w:type="dxa" w:w="2800"/>
+            <w:tcMar>
+              <w:top w:type="dxa" w:w="90"/>
+              <w:left w:type="dxa" w:w="130"/>
+              <w:bottom w:type="dxa" w:w="90"/>
+              <w:right w:type="dxa" w:w="130"/>
+            </w:tcMar>
+          </w:tcPr>
+          <w:p>
+            <w:r>
+              <w:rPr>
+                <w:sz w:val="20"/>
+                <w:szCs w:val="20"/>
+              </w:rPr>
+              <w:t xml:space="preserve">R2 API token (Access Key ID + Secret)</w:t>
+            </w:r>
+          </w:p>
+        </w:tc>
+        <w:tc>
+          <w:tcPr>
+            <w:tcW w:type="dxa" w:w="3200"/>
+            <w:tcMar>
+              <w:top w:type="dxa" w:w="90"/>
+              <w:left w:type="dxa" w:w="130"/>
+              <w:bottom w:type="dxa" w:w="90"/>
+              <w:right w:type="dxa" w:w="130"/>
+            </w:tcMar>
+          </w:tcPr>
+          <w:p>
+            <w:r>
+              <w:rPr>
+                <w:sz w:val="20"/>
+                <w:szCs w:val="20"/>
+              </w:rPr>
+              <w:t xml:space="preserve">R2 → Manage API Tokens → Create</w:t>
+            </w:r>
+          </w:p>
+        </w:tc>
+        <w:tc>
+          <w:tcPr>
+            <w:tcW w:type="dxa" w:w="3360"/>
+            <w:tcMar>
+              <w:top w:type="dxa" w:w="90"/>
+              <w:left w:type="dxa" w:w="130"/>
+              <w:bottom w:type="dxa" w:w="90"/>
+              <w:right w:type="dxa" w:w="130"/>
+            </w:tcMar>
+          </w:tcPr>
+          <w:p>
+            <w:r>
+              <w:rPr>
+                <w:rFonts w:ascii="Consolas" w:cs="Consolas" w:eastAsia="Consolas" w:hAnsi="Consolas"/>
+                <w:sz w:val="18"/>
+                <w:szCs w:val="18"/>
+              </w:rPr>
+              <w:t xml:space="preserve">STORAGE_ACCESS_KEY</w:t>
+            </w:r>
+            <w:r>
+              <w:rPr>
+                <w:sz w:val="20"/>
+                <w:szCs w:val="20"/>
+              </w:rPr>
+              <w:t xml:space="preserve"> / </w:t>
+            </w:r>
+            <w:r>
+              <w:rPr>
+                <w:rFonts w:ascii="Consolas" w:cs="Consolas" w:eastAsia="Consolas" w:hAnsi="Consolas"/>
+                <w:sz w:val="18"/>
+                <w:szCs w:val="18"/>
+              </w:rPr>
+              <w:t xml:space="preserve">STORAGE_SECRET_KEY</w:t>
+            </w:r>
+          </w:p>
+        </w:tc>
+      </w:tr>
+      <w:tr>
+        <w:tc>
+          <w:tcPr>
+            <w:tcW w:type="dxa" w:w="2800"/>
+            <w:tcMar>
+              <w:top w:type="dxa" w:w="90"/>
+              <w:left w:type="dxa" w:w="130"/>
+              <w:bottom w:type="dxa" w:w="90"/>
+              <w:right w:type="dxa" w:w="130"/>
+            </w:tcMar>
+          </w:tcPr>
+          <w:p>
+            <w:r>
+              <w:rPr>
+                <w:sz w:val="20"/>
+                <w:szCs w:val="20"/>
+              </w:rPr>
+              <w:t xml:space="preserve">Bucket name</w:t>
+            </w:r>
+          </w:p>
+        </w:tc>
+        <w:tc>
+          <w:tcPr>
+            <w:tcW w:type="dxa" w:w="3200"/>
+            <w:tcMar>
+              <w:top w:type="dxa" w:w="90"/>
+              <w:left w:type="dxa" w:w="130"/>
+              <w:bottom w:type="dxa" w:w="90"/>
+              <w:right w:type="dxa" w:w="130"/>
+            </w:tcMar>
+          </w:tcPr>
+          <w:p>
+            <w:r>
+              <w:rPr>
+                <w:sz w:val="20"/>
+                <w:szCs w:val="20"/>
+              </w:rPr>
+              <w:t xml:space="preserve">R2 → Buckets</w:t>
+            </w:r>
+          </w:p>
+        </w:tc>
+        <w:tc>
+          <w:tcPr>
+            <w:tcW w:type="dxa" w:w="3360"/>
+            <w:tcMar>
+              <w:top w:type="dxa" w:w="90"/>
+              <w:left w:type="dxa" w:w="130"/>
+              <w:bottom w:type="dxa" w:w="90"/>
+              <w:right w:type="dxa" w:w="130"/>
+            </w:tcMar>
+          </w:tcPr>
+          <w:p>
+            <w:r>
+              <w:rPr>
+                <w:rFonts w:ascii="Consolas" w:cs="Consolas" w:eastAsia="Consolas" w:hAnsi="Consolas"/>
+                <w:sz w:val="18"/>
+                <w:szCs w:val="18"/>
+              </w:rPr>
+              <w:t xml:space="preserve">STORAGE_BUCKET_NAME</w:t>
+            </w:r>
+          </w:p>
+        </w:tc>
+      </w:tr>
+    </w:tbl>
+    <w:p>
+      <w:pPr>
+        <w:spacing w:after="120" w:line="280"/>
+      </w:pPr>
+      <w:r>
+        <w:rPr>
+          <w:sz w:val="21"/>
+          <w:szCs w:val="21"/>
+        </w:rPr>
+        <w:t xml:space="preserve">The endpoint takes the form:</w:t>
+      </w:r>
+    </w:p>
+    <w:p>
+      <w:pPr>
+        <w:pBdr>
+          <w:left w:val="single" w:color="2E75B6" w:sz="12" w:space="6"/>
+        </w:pBdr>
+        <w:shd w:fill="F2F2F2" w:val="clear"/>
+        <w:spacing w:after="140" w:before="100" w:line="260"/>
+        <w:ind w:left="120"/>
+      </w:pPr>
+      <w:r>
+        <w:rPr>
+          <w:rFonts w:ascii="Consolas" w:cs="Consolas" w:eastAsia="Consolas" w:hAnsi="Consolas"/>
+          <w:sz w:val="18"/>
+          <w:szCs w:val="18"/>
+        </w:rPr>
+        <w:t xml:space="preserve">https://&lt;ACCOUNT_ID&gt;.r2.cloudflarestorage.com</w:t>
+      </w:r>
+    </w:p>
+    <w:tbl>
+      <w:tblPr>
+        <w:tblW w:type="dxa" w:w="9360"/>
+        <w:tblBorders>
+          <w:top w:val="single" w:color="E8A33D" w:sz="4"/>
+          <w:left w:val="single" w:color="E8A33D" w:sz="18"/>
+          <w:bottom w:val="single" w:color="E8A33D" w:sz="4"/>
+          <w:right w:val="single" w:color="E8A33D" w:sz="4"/>
+          <w:insideH w:val="single" w:color="auto" w:sz="4"/>
+          <w:insideV w:val="single" w:color="auto" w:sz="4"/>
+        </w:tblBorders>
+      </w:tblPr>
+      <w:tblGrid>
+        <w:gridCol w:w="9360"/>
+      </w:tblGrid>
+      <w:tr>
+        <w:tc>
+          <w:tcPr>
+            <w:tcW w:type="dxa" w:w="9360"/>
+            <w:shd w:fill="FFF4E5" w:val="clear"/>
+            <w:tcMar>
+              <w:top w:type="dxa" w:w="140"/>
+              <w:left w:type="dxa" w:w="180"/>
+              <w:bottom w:type="dxa" w:w="140"/>
+              <w:right w:type="dxa" w:w="180"/>
+            </w:tcMar>
+          </w:tcPr>
+          <w:p>
+            <w:pPr>
+              <w:spacing w:after="80"/>
+            </w:pPr>
+            <w:r>
+              <w:rPr>
+                <w:b/>
+                <w:bCs/>
+                <w:color w:val="8A5A00"/>
+                <w:sz w:val="21"/>
+                <w:szCs w:val="21"/>
+              </w:rPr>
+              <w:t xml:space="preserve">The secret is shown once, at creation</w:t>
+            </w:r>
+          </w:p>
+          <w:p>
+            <w:pPr>
+              <w:spacing w:after="60" w:line="280"/>
+            </w:pPr>
+            <w:r>
+              <w:rPr>
+                <w:sz w:val="21"/>
+                <w:szCs w:val="21"/>
+              </w:rPr>
+              <w:t xml:space="preserve">If nobody has it, it cannot be recovered — create a new API token instead.</w:t>
+            </w:r>
+          </w:p>
+          <w:p>
+            <w:pPr>
+              <w:spacing w:after="60" w:line="280"/>
+            </w:pPr>
+            <w:r>
+              <w:rPr>
+                <w:sz w:val="21"/>
+                <w:szCs w:val="21"/>
+              </w:rPr>
+              <w:t xml:space="preserve">That is safe: tokens are independent, and issuing a new one does not affect the objects already in the bucket.</w:t>
+            </w:r>
+          </w:p>
+          <w:p>
+            <w:pPr>
+              <w:spacing w:after="60" w:line="280"/>
+            </w:pPr>
+            <w:r>
+              <w:rPr>
+                <w:sz w:val="21"/>
+                <w:szCs w:val="21"/>
+              </w:rPr>
+              <w:t xml:space="preserve">Permissions needed: read and write. The application uploads on chart upload, reads on chart view, and deletes on chart removal.</w:t>
+            </w:r>
+          </w:p>
+        </w:tc>
+      </w:tr>
+    </w:tbl>
+    <w:p>
+      <w:pPr>
+        <w:pStyle w:val="Heading3"/>
+        <w:spacing w:after="100" w:before="200"/>
+      </w:pPr>
+      <w:r>
+        <w:rPr>
+          <w:b/>
+          <w:bCs/>
+          <w:color w:val="2E75B6"/>
+          <w:sz w:val="22"/>
+          <w:szCs w:val="22"/>
+        </w:rPr>
+        <w:t xml:space="preserve">Two routes for the move</w:t>
+      </w:r>
+    </w:p>
+    <w:p>
+      <w:pPr>
+        <w:spacing w:after="120" w:line="280"/>
+      </w:pPr>
+      <w:r>
+        <w:rPr>
+          <w:b/>
+          <w:bCs/>
+          <w:sz w:val="21"/>
+          <w:szCs w:val="21"/>
+        </w:rPr>
+        <w:t xml:space="preserve">Route A — keep Cloudflare, re-point the new backend at it.</w:t>
+      </w:r>
+      <w:r>
+        <w:rPr>
+          <w:sz w:val="21"/>
+          <w:szCs w:val="21"/>
+        </w:rPr>
+        <w:t xml:space="preserve"> Fastest, and no data movement. The internal environment must be able to reach </w:t>
+      </w:r>
+      <w:r>
+        <w:rPr>
+          <w:rFonts w:ascii="Consolas" w:cs="Consolas" w:eastAsia="Consolas" w:hAnsi="Consolas"/>
+          <w:color w:val="9C27B0"/>
+          <w:sz w:val="19"/>
+          <w:szCs w:val="19"/>
+        </w:rPr>
+        <w:t xml:space="preserve">*.r2.cloudflarestorage.com</w:t>
+      </w:r>
+      <w:r>
+        <w:rPr>
+          <w:sz w:val="21"/>
+          <w:szCs w:val="21"/>
+        </w:rPr>
+        <w:t xml:space="preserve"> outbound. Keeps a dependency on an external provider, which your security team may or may not accept.</w:t>
+      </w:r>
+    </w:p>
+    <w:p>
+      <w:pPr>
+        <w:spacing w:after="120" w:line="280"/>
+      </w:pPr>
+      <w:r>
+        <w:rPr>
+          <w:b/>
+          <w:bCs/>
+          <w:sz w:val="21"/>
+          <w:szCs w:val="21"/>
+        </w:rPr>
+        <w:t xml:space="preserve">Route B — copy the bucket to internal storage.</w:t>
+      </w:r>
+      <w:r>
+        <w:rPr>
+          <w:sz w:val="21"/>
+          <w:szCs w:val="21"/>
+        </w:rPr>
+        <w:t xml:space="preserve"> With rclone, which supports R2 and most S3-compatible targets natively:</w:t>
+      </w:r>
+    </w:p>
+    <w:p>
+      <w:pPr>
+        <w:pBdr>
+          <w:left w:val="single" w:color="2E75B6" w:sz="12" w:space="6"/>
+        </w:pBdr>
+        <w:shd w:fill="F2F2F2" w:val="clear"/>
+        <w:spacing w:after="140" w:before="100" w:line="260"/>
+        <w:ind w:left="120"/>
+      </w:pPr>
+      <w:r>
+        <w:rPr>
+          <w:rFonts w:ascii="Consolas" w:cs="Consolas" w:eastAsia="Consolas" w:hAnsi="Consolas"/>
+          <w:sz w:val="18"/>
+          <w:szCs w:val="18"/>
+        </w:rPr>
+        <w:t xml:space="preserve">rclone sync r2:SOURCE_BUCKET internal:TARGET_BUCKET --progress</w:t>
+      </w:r>
+    </w:p>
+    <w:p>
+      <w:pPr>
+        <w:spacing w:after="120" w:line="280"/>
+      </w:pPr>
+      <w:r>
+        <w:rPr>
+          <w:sz w:val="21"/>
+          <w:szCs w:val="21"/>
+        </w:rPr>
+        <w:t xml:space="preserve">Or with the AWS CLI, configured against R2's endpoint:</w:t>
+      </w:r>
+    </w:p>
+    <w:p>
+      <w:pPr>
+        <w:pBdr>
+          <w:left w:val="single" w:color="2E75B6" w:sz="12" w:space="6"/>
+        </w:pBdr>
+        <w:shd w:fill="F2F2F2" w:val="clear"/>
+        <w:spacing w:after="140" w:before="100" w:line="260"/>
+        <w:ind w:left="120"/>
+      </w:pPr>
+      <w:r>
+        <w:rPr>
+          <w:rFonts w:ascii="Consolas" w:cs="Consolas" w:eastAsia="Consolas" w:hAnsi="Consolas"/>
+          <w:sz w:val="18"/>
+          <w:szCs w:val="18"/>
+        </w:rPr>
+        <w:t xml:space="preserve">aws s3 sync s3://SOURCE_BUCKET s3://TARGET_BUCKET \</w:t>
+      </w:r>
+      <w:r>
+        <w:br/>
+      </w:r>
+      <w:r>
+        <w:rPr>
+          <w:rFonts w:ascii="Consolas" w:cs="Consolas" w:eastAsia="Consolas" w:hAnsi="Consolas"/>
+          <w:sz w:val="18"/>
+          <w:szCs w:val="18"/>
+        </w:rPr>
+        <w:t xml:space="preserve">  --endpoint-url https://&lt;ACCOUNT_ID&gt;.r2.cloudflarestorage.com</w:t>
+      </w:r>
+    </w:p>
+    <w:tbl>
+      <w:tblPr>
+        <w:tblW w:type="dxa" w:w="9360"/>
+        <w:tblBorders>
+          <w:top w:val="single" w:color="E8A33D" w:sz="4"/>
+          <w:left w:val="single" w:color="E8A33D" w:sz="18"/>
+          <w:bottom w:val="single" w:color="E8A33D" w:sz="4"/>
+          <w:right w:val="single" w:color="E8A33D" w:sz="4"/>
+          <w:insideH w:val="single" w:color="auto" w:sz="4"/>
+          <w:insideV w:val="single" w:color="auto" w:sz="4"/>
+        </w:tblBorders>
+      </w:tblPr>
+      <w:tblGrid>
+        <w:gridCol w:w="9360"/>
+      </w:tblGrid>
+      <w:tr>
+        <w:tc>
+          <w:tcPr>
+            <w:tcW w:type="dxa" w:w="9360"/>
+            <w:shd w:fill="FFF4E5" w:val="clear"/>
+            <w:tcMar>
+              <w:top w:type="dxa" w:w="140"/>
+              <w:left w:type="dxa" w:w="180"/>
+              <w:bottom w:type="dxa" w:w="140"/>
+              <w:right w:type="dxa" w:w="180"/>
+            </w:tcMar>
+          </w:tcPr>
+          <w:p>
+            <w:pPr>
+              <w:spacing w:after="80"/>
+            </w:pPr>
+            <w:r>
+              <w:rPr>
+                <w:b/>
+                <w:bCs/>
+                <w:color w:val="8A5A00"/>
+                <w:sz w:val="21"/>
+                <w:szCs w:val="21"/>
+              </w:rPr>
+              <w:t xml:space="preserve">Preserve the object keys exactly</w:t>
+            </w:r>
+          </w:p>
+          <w:p>
+            <w:pPr>
+              <w:spacing w:after="60" w:line="280"/>
+            </w:pPr>
+            <w:r>
+              <w:rPr>
+                <w:sz w:val="21"/>
+                <w:szCs w:val="21"/>
+              </w:rPr>
+              <w:t xml:space="preserve">Keys are stored in </w:t>
+            </w:r>
+            <w:r>
+              <w:rPr>
+                <w:rFonts w:ascii="Consolas" w:cs="Consolas" w:eastAsia="Consolas" w:hAnsi="Consolas"/>
+                <w:sz w:val="19"/>
+                <w:szCs w:val="19"/>
+              </w:rPr>
+              <w:t xml:space="preserve">chart_files.storage_key</w:t>
+            </w:r>
+            <w:r>
+              <w:rPr>
+                <w:sz w:val="21"/>
+                <w:szCs w:val="21"/>
+              </w:rPr>
+              <w:t xml:space="preserve"> and are how the database finds each image.</w:t>
+            </w:r>
+          </w:p>
+          <w:p>
+            <w:pPr>
+              <w:spacing w:after="60" w:line="280"/>
+            </w:pPr>
+            <w:r>
+              <w:rPr>
+                <w:b/>
+                <w:bCs/>
+                <w:sz w:val="21"/>
+                <w:szCs w:val="21"/>
+              </w:rPr>
+              <w:t xml:space="preserve">A copy that re-prefixes or renames keys silently breaks every chart.</w:t>
+            </w:r>
+          </w:p>
+        </w:tc>
+      </w:tr>
+    </w:tbl>
+    <w:p>
+      <w:pPr>
+        <w:pStyle w:val="Heading3"/>
+        <w:spacing w:after="100" w:before="200"/>
+      </w:pPr>
+      <w:r>
+        <w:rPr>
+          <w:b/>
+          <w:bCs/>
+          <w:color w:val="2E75B6"/>
+          <w:sz w:val="22"/>
+          <w:szCs w:val="22"/>
+        </w:rPr>
+        <w:t xml:space="preserve">One trap in the environment variables</w:t>
+      </w:r>
+    </w:p>
+    <w:p>
+      <w:pPr>
+        <w:spacing w:after="120" w:line="280"/>
+      </w:pPr>
+      <w:r>
+        <w:rPr>
+          <w:rFonts w:ascii="Consolas" w:cs="Consolas" w:eastAsia="Consolas" w:hAnsi="Consolas"/>
+          <w:color w:val="9C27B0"/>
+          <w:sz w:val="19"/>
+          <w:szCs w:val="19"/>
+        </w:rPr>
+        <w:t xml:space="preserve">STORAGE_PUBLIC_URL</w:t>
+      </w:r>
+      <w:r>
+        <w:rPr>
+          <w:sz w:val="21"/>
+          <w:szCs w:val="21"/>
+        </w:rPr>
+        <w:t xml:space="preserve"> is </w:t>
+      </w:r>
+      <w:r>
+        <w:rPr>
+          <w:b/>
+          <w:bCs/>
+          <w:sz w:val="21"/>
+          <w:szCs w:val="21"/>
+        </w:rPr>
+        <w:t xml:space="preserve">required</w:t>
+      </w:r>
+      <w:r>
+        <w:rPr>
+          <w:sz w:val="21"/>
+          <w:szCs w:val="21"/>
+        </w:rPr>
+        <w:t xml:space="preserve"> — the application will not start without it — but no application code reads it. It is a leftover.</w:t>
+      </w:r>
+    </w:p>
+    <w:p>
+      <w:pPr>
+        <w:spacing w:after="120" w:line="280"/>
+      </w:pPr>
+      <w:r>
+        <w:rPr>
+          <w:sz w:val="21"/>
+          <w:szCs w:val="21"/>
+        </w:rPr>
+        <w:t xml:space="preserve">Set it to anything non-empty (the bucket URL is the sensible choice) and do not spend time working out what it should point at. Flagged here because a team debugging a startup failure will otherwise go looking for the meaning of a variable that has none.</w:t>
       </w:r>
     </w:p>
     <w:p>

--- a/docs/PracticeLab_Database_Storage_Handover.docx
+++ b/docs/PracticeLab_Database_Storage_Handover.docx
@@ -320,6 +320,32 @@
           <w:szCs w:val="20"/>
         </w:rPr>
         <w:t xml:space="preserve">The storage provider: Cloudflare R2</w:t>
+      </w:r>
+    </w:p>
+    <w:p>
+      <w:pPr>
+        <w:spacing w:after="40" w:before="0"/>
+        <w:ind w:left="400"/>
+      </w:pPr>
+      <w:r>
+        <w:rPr>
+          <w:b w:val="false"/>
+          <w:bCs w:val="false"/>
+          <w:color w:val="595959"/>
+          <w:sz w:val="20"/>
+          <w:szCs w:val="20"/>
+        </w:rPr>
+        <w:t xml:space="preserve">2.4  </w:t>
+      </w:r>
+      <w:r>
+        <w:rPr>
+          <w:b w:val="false"/>
+          <w:bCs w:val="false"/>
+          <w:color w:val="404040"/>
+          <w:sz w:val="20"/>
+          <w:szCs w:val="20"/>
+        </w:rPr>
+        <w:t xml:space="preserve">Choosing a storage backend for the internal environment</w:t>
       </w:r>
     </w:p>
     <w:p>
@@ -4931,6 +4957,1212 @@
           <w:szCs w:val="21"/>
         </w:rPr>
         <w:t xml:space="preserve">Set it to anything non-empty (the bucket URL is the sensible choice) and do not spend time working out what it should point at. Flagged here because a team debugging a startup failure will otherwise go looking for the meaning of a variable that has none.</w:t>
+      </w:r>
+    </w:p>
+    <w:p>
+      <w:r>
+        <w:br w:type="page"/>
+      </w:r>
+    </w:p>
+    <w:p>
+      <w:pPr>
+        <w:pStyle w:val="Heading2"/>
+        <w:spacing w:after="120" w:before="280"/>
+      </w:pPr>
+      <w:r>
+        <w:rPr>
+          <w:b/>
+          <w:bCs/>
+          <w:color w:val="1F3864"/>
+          <w:sz w:val="24"/>
+          <w:szCs w:val="24"/>
+        </w:rPr>
+        <w:t xml:space="preserve">2.4 Choosing a storage backend for the internal environment</w:t>
+      </w:r>
+    </w:p>
+    <w:p>
+      <w:pPr>
+        <w:pStyle w:val="Heading3"/>
+        <w:spacing w:after="100" w:before="200"/>
+      </w:pPr>
+      <w:r>
+        <w:rPr>
+          <w:b/>
+          <w:bCs/>
+          <w:color w:val="2E75B6"/>
+          <w:sz w:val="22"/>
+          <w:szCs w:val="22"/>
+        </w:rPr>
+        <w:t xml:space="preserve">What the application actually requires</w:t>
+      </w:r>
+    </w:p>
+    <w:p>
+      <w:pPr>
+        <w:spacing w:after="120" w:line="280"/>
+      </w:pPr>
+      <w:r>
+        <w:rPr>
+          <w:sz w:val="21"/>
+          <w:szCs w:val="21"/>
+        </w:rPr>
+        <w:t xml:space="preserve">Before comparing products, this is the whole requirement. The application performs exactly three storage operations:</w:t>
+      </w:r>
+    </w:p>
+    <w:tbl>
+      <w:tblPr>
+        <w:tblW w:type="dxa" w:w="9360"/>
+        <w:tblBorders>
+          <w:top w:val="single" w:color="BFBFBF" w:sz="2"/>
+          <w:left w:val="single" w:color="BFBFBF" w:sz="2"/>
+          <w:bottom w:val="single" w:color="BFBFBF" w:sz="2"/>
+          <w:right w:val="single" w:color="BFBFBF" w:sz="2"/>
+          <w:insideH w:val="single" w:color="D9D9D9" w:sz="2"/>
+          <w:insideV w:val="single" w:color="D9D9D9" w:sz="2"/>
+        </w:tblBorders>
+      </w:tblPr>
+      <w:tblGrid>
+        <w:gridCol w:w="2800"/>
+        <w:gridCol w:w="6560"/>
+      </w:tblGrid>
+      <w:tr>
+        <w:trPr>
+          <w:tblHeader/>
+        </w:trPr>
+        <w:tc>
+          <w:tcPr>
+            <w:tcW w:type="dxa" w:w="2800"/>
+            <w:shd w:fill="DCE6F1" w:val="clear"/>
+            <w:tcMar>
+              <w:top w:type="dxa" w:w="90"/>
+              <w:left w:type="dxa" w:w="130"/>
+              <w:bottom w:type="dxa" w:w="90"/>
+              <w:right w:type="dxa" w:w="130"/>
+            </w:tcMar>
+          </w:tcPr>
+          <w:p>
+            <w:r>
+              <w:rPr>
+                <w:b/>
+                <w:bCs/>
+                <w:color w:val="1F3864"/>
+                <w:sz w:val="20"/>
+                <w:szCs w:val="20"/>
+              </w:rPr>
+              <w:t xml:space="preserve">Operation</w:t>
+            </w:r>
+          </w:p>
+        </w:tc>
+        <w:tc>
+          <w:tcPr>
+            <w:tcW w:type="dxa" w:w="6560"/>
+            <w:shd w:fill="DCE6F1" w:val="clear"/>
+            <w:tcMar>
+              <w:top w:type="dxa" w:w="90"/>
+              <w:left w:type="dxa" w:w="130"/>
+              <w:bottom w:type="dxa" w:w="90"/>
+              <w:right w:type="dxa" w:w="130"/>
+            </w:tcMar>
+          </w:tcPr>
+          <w:p>
+            <w:r>
+              <w:rPr>
+                <w:b/>
+                <w:bCs/>
+                <w:color w:val="1F3864"/>
+                <w:sz w:val="20"/>
+                <w:szCs w:val="20"/>
+              </w:rPr>
+              <w:t xml:space="preserve">When</w:t>
+            </w:r>
+          </w:p>
+        </w:tc>
+      </w:tr>
+      <w:tr>
+        <w:tc>
+          <w:tcPr>
+            <w:tcW w:type="dxa" w:w="2800"/>
+            <w:tcMar>
+              <w:top w:type="dxa" w:w="90"/>
+              <w:left w:type="dxa" w:w="130"/>
+              <w:bottom w:type="dxa" w:w="90"/>
+              <w:right w:type="dxa" w:w="130"/>
+            </w:tcMar>
+          </w:tcPr>
+          <w:p>
+            <w:r>
+              <w:rPr>
+                <w:rFonts w:ascii="Consolas" w:cs="Consolas" w:eastAsia="Consolas" w:hAnsi="Consolas"/>
+                <w:sz w:val="18"/>
+                <w:szCs w:val="18"/>
+              </w:rPr>
+              <w:t xml:space="preserve">put_object</w:t>
+            </w:r>
+          </w:p>
+        </w:tc>
+        <w:tc>
+          <w:tcPr>
+            <w:tcW w:type="dxa" w:w="6560"/>
+            <w:tcMar>
+              <w:top w:type="dxa" w:w="90"/>
+              <w:left w:type="dxa" w:w="130"/>
+              <w:bottom w:type="dxa" w:w="90"/>
+              <w:right w:type="dxa" w:w="130"/>
+            </w:tcMar>
+          </w:tcPr>
+          <w:p>
+            <w:r>
+              <w:rPr>
+                <w:sz w:val="20"/>
+                <w:szCs w:val="20"/>
+              </w:rPr>
+              <w:t xml:space="preserve">A chart is uploaded — one call per page</w:t>
+            </w:r>
+          </w:p>
+        </w:tc>
+      </w:tr>
+      <w:tr>
+        <w:tc>
+          <w:tcPr>
+            <w:tcW w:type="dxa" w:w="2800"/>
+            <w:tcMar>
+              <w:top w:type="dxa" w:w="90"/>
+              <w:left w:type="dxa" w:w="130"/>
+              <w:bottom w:type="dxa" w:w="90"/>
+              <w:right w:type="dxa" w:w="130"/>
+            </w:tcMar>
+          </w:tcPr>
+          <w:p>
+            <w:r>
+              <w:rPr>
+                <w:rFonts w:ascii="Consolas" w:cs="Consolas" w:eastAsia="Consolas" w:hAnsi="Consolas"/>
+                <w:sz w:val="18"/>
+                <w:szCs w:val="18"/>
+              </w:rPr>
+              <w:t xml:space="preserve">get_object</w:t>
+            </w:r>
+          </w:p>
+        </w:tc>
+        <w:tc>
+          <w:tcPr>
+            <w:tcW w:type="dxa" w:w="6560"/>
+            <w:tcMar>
+              <w:top w:type="dxa" w:w="90"/>
+              <w:left w:type="dxa" w:w="130"/>
+              <w:bottom w:type="dxa" w:w="90"/>
+              <w:right w:type="dxa" w:w="130"/>
+            </w:tcMar>
+          </w:tcPr>
+          <w:p>
+            <w:r>
+              <w:rPr>
+                <w:sz w:val="20"/>
+                <w:szCs w:val="20"/>
+              </w:rPr>
+              <w:t xml:space="preserve">A chart page is viewed</w:t>
+            </w:r>
+          </w:p>
+        </w:tc>
+      </w:tr>
+      <w:tr>
+        <w:tc>
+          <w:tcPr>
+            <w:tcW w:type="dxa" w:w="2800"/>
+            <w:tcMar>
+              <w:top w:type="dxa" w:w="90"/>
+              <w:left w:type="dxa" w:w="130"/>
+              <w:bottom w:type="dxa" w:w="90"/>
+              <w:right w:type="dxa" w:w="130"/>
+            </w:tcMar>
+          </w:tcPr>
+          <w:p>
+            <w:r>
+              <w:rPr>
+                <w:rFonts w:ascii="Consolas" w:cs="Consolas" w:eastAsia="Consolas" w:hAnsi="Consolas"/>
+                <w:sz w:val="18"/>
+                <w:szCs w:val="18"/>
+              </w:rPr>
+              <w:t xml:space="preserve">delete_object</w:t>
+            </w:r>
+          </w:p>
+        </w:tc>
+        <w:tc>
+          <w:tcPr>
+            <w:tcW w:type="dxa" w:w="6560"/>
+            <w:tcMar>
+              <w:top w:type="dxa" w:w="90"/>
+              <w:left w:type="dxa" w:w="130"/>
+              <w:bottom w:type="dxa" w:w="90"/>
+              <w:right w:type="dxa" w:w="130"/>
+            </w:tcMar>
+          </w:tcPr>
+          <w:p>
+            <w:r>
+              <w:rPr>
+                <w:sz w:val="20"/>
+                <w:szCs w:val="20"/>
+              </w:rPr>
+              <w:t xml:space="preserve">A chart is removed</w:t>
+            </w:r>
+          </w:p>
+        </w:tc>
+      </w:tr>
+    </w:tbl>
+    <w:p>
+      <w:pPr>
+        <w:spacing w:after="120" w:line="280"/>
+      </w:pPr>
+      <w:r>
+        <w:rPr>
+          <w:sz w:val="21"/>
+          <w:szCs w:val="21"/>
+        </w:rPr>
+        <w:t xml:space="preserve">That is all. No listing, no multipart uploads, no versioning, no lifecycle rules, no ACLs, no bucket policies, no tagging, no presigned URLs. It stores blobs under keys and reads them back.</w:t>
+      </w:r>
+    </w:p>
+    <w:p>
+      <w:pPr>
+        <w:spacing w:after="120" w:line="280"/>
+      </w:pPr>
+      <w:r>
+        <w:rPr>
+          <w:b/>
+          <w:bCs/>
+          <w:sz w:val="21"/>
+          <w:szCs w:val="21"/>
+        </w:rPr>
+        <w:t xml:space="preserve">This is the least demanding thing an application can ask of object storage</w:t>
+      </w:r>
+      <w:r>
+        <w:rPr>
+          <w:sz w:val="21"/>
+          <w:szCs w:val="21"/>
+        </w:rPr>
+        <w:t xml:space="preserve">, and it means the choice is governed by what your organisation already runs rather than by any capability the app needs.</w:t>
+      </w:r>
+    </w:p>
+    <w:p>
+      <w:pPr>
+        <w:pStyle w:val="Heading3"/>
+        <w:spacing w:after="100" w:before="200"/>
+      </w:pPr>
+      <w:r>
+        <w:rPr>
+          <w:b/>
+          <w:bCs/>
+          <w:color w:val="2E75B6"/>
+          <w:sz w:val="22"/>
+          <w:szCs w:val="22"/>
+        </w:rPr>
+        <w:t xml:space="preserve">Tier 1 — change three environment variables, no code change</w:t>
+      </w:r>
+    </w:p>
+    <w:p>
+      <w:pPr>
+        <w:spacing w:after="120" w:line="280"/>
+      </w:pPr>
+      <w:r>
+        <w:rPr>
+          <w:sz w:val="21"/>
+          <w:szCs w:val="21"/>
+        </w:rPr>
+        <w:t xml:space="preserve">Anything that speaks the S3 API. The client is built with a configurable </w:t>
+      </w:r>
+      <w:r>
+        <w:rPr>
+          <w:rFonts w:ascii="Consolas" w:cs="Consolas" w:eastAsia="Consolas" w:hAnsi="Consolas"/>
+          <w:color w:val="9C27B0"/>
+          <w:sz w:val="19"/>
+          <w:szCs w:val="19"/>
+        </w:rPr>
+        <w:t xml:space="preserve">endpoint_url</w:t>
+      </w:r>
+      <w:r>
+        <w:rPr>
+          <w:sz w:val="21"/>
+          <w:szCs w:val="21"/>
+        </w:rPr>
+        <w:t xml:space="preserve">, so it is already pointed at a non-AWS S3 service today.</w:t>
+      </w:r>
+    </w:p>
+    <w:tbl>
+      <w:tblPr>
+        <w:tblW w:type="dxa" w:w="9360"/>
+        <w:tblBorders>
+          <w:top w:val="single" w:color="BFBFBF" w:sz="2"/>
+          <w:left w:val="single" w:color="BFBFBF" w:sz="2"/>
+          <w:bottom w:val="single" w:color="BFBFBF" w:sz="2"/>
+          <w:right w:val="single" w:color="BFBFBF" w:sz="2"/>
+          <w:insideH w:val="single" w:color="D9D9D9" w:sz="2"/>
+          <w:insideV w:val="single" w:color="D9D9D9" w:sz="2"/>
+        </w:tblBorders>
+      </w:tblPr>
+      <w:tblGrid>
+        <w:gridCol w:w="3400"/>
+        <w:gridCol w:w="5960"/>
+      </w:tblGrid>
+      <w:tr>
+        <w:trPr>
+          <w:tblHeader/>
+        </w:trPr>
+        <w:tc>
+          <w:tcPr>
+            <w:tcW w:type="dxa" w:w="3400"/>
+            <w:shd w:fill="DCE6F1" w:val="clear"/>
+            <w:tcMar>
+              <w:top w:type="dxa" w:w="90"/>
+              <w:left w:type="dxa" w:w="130"/>
+              <w:bottom w:type="dxa" w:w="90"/>
+              <w:right w:type="dxa" w:w="130"/>
+            </w:tcMar>
+          </w:tcPr>
+          <w:p>
+            <w:r>
+              <w:rPr>
+                <w:b/>
+                <w:bCs/>
+                <w:color w:val="1F3864"/>
+                <w:sz w:val="20"/>
+                <w:szCs w:val="20"/>
+              </w:rPr>
+              <w:t xml:space="preserve">Option</w:t>
+            </w:r>
+          </w:p>
+        </w:tc>
+        <w:tc>
+          <w:tcPr>
+            <w:tcW w:type="dxa" w:w="5960"/>
+            <w:shd w:fill="DCE6F1" w:val="clear"/>
+            <w:tcMar>
+              <w:top w:type="dxa" w:w="90"/>
+              <w:left w:type="dxa" w:w="130"/>
+              <w:bottom w:type="dxa" w:w="90"/>
+              <w:right w:type="dxa" w:w="130"/>
+            </w:tcMar>
+          </w:tcPr>
+          <w:p>
+            <w:r>
+              <w:rPr>
+                <w:b/>
+                <w:bCs/>
+                <w:color w:val="1F3864"/>
+                <w:sz w:val="20"/>
+                <w:szCs w:val="20"/>
+              </w:rPr>
+              <w:t xml:space="preserve">Typical enterprise context</w:t>
+            </w:r>
+          </w:p>
+        </w:tc>
+      </w:tr>
+      <w:tr>
+        <w:tc>
+          <w:tcPr>
+            <w:tcW w:type="dxa" w:w="3400"/>
+            <w:tcMar>
+              <w:top w:type="dxa" w:w="90"/>
+              <w:left w:type="dxa" w:w="130"/>
+              <w:bottom w:type="dxa" w:w="90"/>
+              <w:right w:type="dxa" w:w="130"/>
+            </w:tcMar>
+          </w:tcPr>
+          <w:p>
+            <w:r>
+              <w:rPr>
+                <w:b/>
+                <w:bCs/>
+                <w:sz w:val="20"/>
+                <w:szCs w:val="20"/>
+              </w:rPr>
+              <w:t xml:space="preserve">AWS S3</w:t>
+            </w:r>
+          </w:p>
+        </w:tc>
+        <w:tc>
+          <w:tcPr>
+            <w:tcW w:type="dxa" w:w="5960"/>
+            <w:tcMar>
+              <w:top w:type="dxa" w:w="90"/>
+              <w:left w:type="dxa" w:w="130"/>
+              <w:bottom w:type="dxa" w:w="90"/>
+              <w:right w:type="dxa" w:w="130"/>
+            </w:tcMar>
+          </w:tcPr>
+          <w:p>
+            <w:r>
+              <w:rPr>
+                <w:sz w:val="20"/>
+                <w:szCs w:val="20"/>
+              </w:rPr>
+              <w:t xml:space="preserve">Already on AWS; the reference implementation</w:t>
+            </w:r>
+          </w:p>
+        </w:tc>
+      </w:tr>
+      <w:tr>
+        <w:tc>
+          <w:tcPr>
+            <w:tcW w:type="dxa" w:w="3400"/>
+            <w:tcMar>
+              <w:top w:type="dxa" w:w="90"/>
+              <w:left w:type="dxa" w:w="130"/>
+              <w:bottom w:type="dxa" w:w="90"/>
+              <w:right w:type="dxa" w:w="130"/>
+            </w:tcMar>
+          </w:tcPr>
+          <w:p>
+            <w:r>
+              <w:rPr>
+                <w:b/>
+                <w:bCs/>
+                <w:sz w:val="20"/>
+                <w:szCs w:val="20"/>
+              </w:rPr>
+              <w:t xml:space="preserve">MinIO</w:t>
+            </w:r>
+          </w:p>
+        </w:tc>
+        <w:tc>
+          <w:tcPr>
+            <w:tcW w:type="dxa" w:w="5960"/>
+            <w:tcMar>
+              <w:top w:type="dxa" w:w="90"/>
+              <w:left w:type="dxa" w:w="130"/>
+              <w:bottom w:type="dxa" w:w="90"/>
+              <w:right w:type="dxa" w:w="130"/>
+            </w:tcMar>
+          </w:tcPr>
+          <w:p>
+            <w:r>
+              <w:rPr>
+                <w:sz w:val="20"/>
+                <w:szCs w:val="20"/>
+              </w:rPr>
+              <w:t xml:space="preserve">Self-hosted, in the org's own datacentre or Kubernetes. The common answer when data must not leave the building</w:t>
+            </w:r>
+          </w:p>
+        </w:tc>
+      </w:tr>
+      <w:tr>
+        <w:tc>
+          <w:tcPr>
+            <w:tcW w:type="dxa" w:w="3400"/>
+            <w:tcMar>
+              <w:top w:type="dxa" w:w="90"/>
+              <w:left w:type="dxa" w:w="130"/>
+              <w:bottom w:type="dxa" w:w="90"/>
+              <w:right w:type="dxa" w:w="130"/>
+            </w:tcMar>
+          </w:tcPr>
+          <w:p>
+            <w:r>
+              <w:rPr>
+                <w:b/>
+                <w:bCs/>
+                <w:sz w:val="20"/>
+                <w:szCs w:val="20"/>
+              </w:rPr>
+              <w:t xml:space="preserve">Ceph RADOS Gateway</w:t>
+            </w:r>
+          </w:p>
+        </w:tc>
+        <w:tc>
+          <w:tcPr>
+            <w:tcW w:type="dxa" w:w="5960"/>
+            <w:tcMar>
+              <w:top w:type="dxa" w:w="90"/>
+              <w:left w:type="dxa" w:w="130"/>
+              <w:bottom w:type="dxa" w:w="90"/>
+              <w:right w:type="dxa" w:w="130"/>
+            </w:tcMar>
+          </w:tcPr>
+          <w:p>
+            <w:r>
+              <w:rPr>
+                <w:sz w:val="20"/>
+                <w:szCs w:val="20"/>
+              </w:rPr>
+              <w:t xml:space="preserve">Org already runs Ceph for block/object storage</w:t>
+            </w:r>
+          </w:p>
+        </w:tc>
+      </w:tr>
+      <w:tr>
+        <w:tc>
+          <w:tcPr>
+            <w:tcW w:type="dxa" w:w="3400"/>
+            <w:tcMar>
+              <w:top w:type="dxa" w:w="90"/>
+              <w:left w:type="dxa" w:w="130"/>
+              <w:bottom w:type="dxa" w:w="90"/>
+              <w:right w:type="dxa" w:w="130"/>
+            </w:tcMar>
+          </w:tcPr>
+          <w:p>
+            <w:r>
+              <w:rPr>
+                <w:b/>
+                <w:bCs/>
+                <w:sz w:val="20"/>
+                <w:szCs w:val="20"/>
+              </w:rPr>
+              <w:t xml:space="preserve">Dell ECS, NetApp StorageGRID, Pure FlashBlade, Hitachi HCP</w:t>
+            </w:r>
+          </w:p>
+        </w:tc>
+        <w:tc>
+          <w:tcPr>
+            <w:tcW w:type="dxa" w:w="5960"/>
+            <w:tcMar>
+              <w:top w:type="dxa" w:w="90"/>
+              <w:left w:type="dxa" w:w="130"/>
+              <w:bottom w:type="dxa" w:w="90"/>
+              <w:right w:type="dxa" w:w="130"/>
+            </w:tcMar>
+          </w:tcPr>
+          <w:p>
+            <w:r>
+              <w:rPr>
+                <w:sz w:val="20"/>
+                <w:szCs w:val="20"/>
+              </w:rPr>
+              <w:t xml:space="preserve">On-premises enterprise object storage appliances, all with S3 front ends</w:t>
+            </w:r>
+          </w:p>
+        </w:tc>
+      </w:tr>
+      <w:tr>
+        <w:tc>
+          <w:tcPr>
+            <w:tcW w:type="dxa" w:w="3400"/>
+            <w:tcMar>
+              <w:top w:type="dxa" w:w="90"/>
+              <w:left w:type="dxa" w:w="130"/>
+              <w:bottom w:type="dxa" w:w="90"/>
+              <w:right w:type="dxa" w:w="130"/>
+            </w:tcMar>
+          </w:tcPr>
+          <w:p>
+            <w:r>
+              <w:rPr>
+                <w:b/>
+                <w:bCs/>
+                <w:sz w:val="20"/>
+                <w:szCs w:val="20"/>
+              </w:rPr>
+              <w:t xml:space="preserve">Google Cloud Storage</w:t>
+            </w:r>
+          </w:p>
+        </w:tc>
+        <w:tc>
+          <w:tcPr>
+            <w:tcW w:type="dxa" w:w="5960"/>
+            <w:tcMar>
+              <w:top w:type="dxa" w:w="90"/>
+              <w:left w:type="dxa" w:w="130"/>
+              <w:bottom w:type="dxa" w:w="90"/>
+              <w:right w:type="dxa" w:w="130"/>
+            </w:tcMar>
+          </w:tcPr>
+          <w:p>
+            <w:r>
+              <w:rPr>
+                <w:sz w:val="20"/>
+                <w:szCs w:val="20"/>
+              </w:rPr>
+              <w:t xml:space="preserve">Via its S3-compatible XML API with HMAC keys — works, but the least-travelled path of these</w:t>
+            </w:r>
+          </w:p>
+        </w:tc>
+      </w:tr>
+      <w:tr>
+        <w:tc>
+          <w:tcPr>
+            <w:tcW w:type="dxa" w:w="3400"/>
+            <w:tcMar>
+              <w:top w:type="dxa" w:w="90"/>
+              <w:left w:type="dxa" w:w="130"/>
+              <w:bottom w:type="dxa" w:w="90"/>
+              <w:right w:type="dxa" w:w="130"/>
+            </w:tcMar>
+          </w:tcPr>
+          <w:p>
+            <w:r>
+              <w:rPr>
+                <w:b/>
+                <w:bCs/>
+                <w:sz w:val="20"/>
+                <w:szCs w:val="20"/>
+              </w:rPr>
+              <w:t xml:space="preserve">Wasabi, Backblaze B2</w:t>
+            </w:r>
+          </w:p>
+        </w:tc>
+        <w:tc>
+          <w:tcPr>
+            <w:tcW w:type="dxa" w:w="5960"/>
+            <w:tcMar>
+              <w:top w:type="dxa" w:w="90"/>
+              <w:left w:type="dxa" w:w="130"/>
+              <w:bottom w:type="dxa" w:w="90"/>
+              <w:right w:type="dxa" w:w="130"/>
+            </w:tcMar>
+          </w:tcPr>
+          <w:p>
+            <w:r>
+              <w:rPr>
+                <w:sz w:val="20"/>
+                <w:szCs w:val="20"/>
+              </w:rPr>
+              <w:t xml:space="preserve">Lower-cost S3-compatible clouds; usually a cost decision rather than a policy one</w:t>
+            </w:r>
+          </w:p>
+        </w:tc>
+      </w:tr>
+    </w:tbl>
+    <w:p>
+      <w:pPr>
+        <w:spacing w:after="120" w:line="280"/>
+      </w:pPr>
+      <w:r>
+        <w:rPr>
+          <w:sz w:val="21"/>
+          <w:szCs w:val="21"/>
+        </w:rPr>
+        <w:t xml:space="preserve">For all of these, the change is:</w:t>
+      </w:r>
+    </w:p>
+    <w:p>
+      <w:pPr>
+        <w:pBdr>
+          <w:left w:val="single" w:color="2E75B6" w:sz="12" w:space="6"/>
+        </w:pBdr>
+        <w:shd w:fill="F2F2F2" w:val="clear"/>
+        <w:spacing w:after="140" w:before="100" w:line="260"/>
+        <w:ind w:left="120"/>
+      </w:pPr>
+      <w:r>
+        <w:rPr>
+          <w:rFonts w:ascii="Consolas" w:cs="Consolas" w:eastAsia="Consolas" w:hAnsi="Consolas"/>
+          <w:sz w:val="18"/>
+          <w:szCs w:val="18"/>
+        </w:rPr>
+        <w:t xml:space="preserve">STORAGE_ENDPOINT_URL   →  the new service's endpoint</w:t>
+      </w:r>
+      <w:r>
+        <w:br/>
+      </w:r>
+      <w:r>
+        <w:rPr>
+          <w:rFonts w:ascii="Consolas" w:cs="Consolas" w:eastAsia="Consolas" w:hAnsi="Consolas"/>
+          <w:sz w:val="18"/>
+          <w:szCs w:val="18"/>
+        </w:rPr>
+        <w:t xml:space="preserve">STORAGE_ACCESS_KEY     →  new access key</w:t>
+      </w:r>
+      <w:r>
+        <w:br/>
+      </w:r>
+      <w:r>
+        <w:rPr>
+          <w:rFonts w:ascii="Consolas" w:cs="Consolas" w:eastAsia="Consolas" w:hAnsi="Consolas"/>
+          <w:sz w:val="18"/>
+          <w:szCs w:val="18"/>
+        </w:rPr>
+        <w:t xml:space="preserve">STORAGE_SECRET_KEY     →  new secret</w:t>
+      </w:r>
+      <w:r>
+        <w:br/>
+      </w:r>
+      <w:r>
+        <w:rPr>
+          <w:rFonts w:ascii="Consolas" w:cs="Consolas" w:eastAsia="Consolas" w:hAnsi="Consolas"/>
+          <w:sz w:val="18"/>
+          <w:szCs w:val="18"/>
+        </w:rPr>
+        <w:t xml:space="preserve">STORAGE_BUCKET_NAME    →  new bucket (if renamed)</w:t>
+      </w:r>
+    </w:p>
+    <w:p>
+      <w:pPr>
+        <w:pStyle w:val="Heading3"/>
+        <w:spacing w:after="100" w:before="200"/>
+      </w:pPr>
+      <w:r>
+        <w:rPr>
+          <w:b/>
+          <w:bCs/>
+          <w:color w:val="2E75B6"/>
+          <w:sz w:val="22"/>
+          <w:szCs w:val="22"/>
+        </w:rPr>
+        <w:t xml:space="preserve">Tier 2 — replace three functions, roughly thirty lines</w:t>
+      </w:r>
+    </w:p>
+    <w:p>
+      <w:pPr>
+        <w:spacing w:after="120" w:line="280"/>
+      </w:pPr>
+      <w:r>
+        <w:rPr>
+          <w:sz w:val="21"/>
+          <w:szCs w:val="21"/>
+        </w:rPr>
+        <w:t xml:space="preserve">Backends that do not speak S3. In practice this means one:</w:t>
+      </w:r>
+    </w:p>
+    <w:tbl>
+      <w:tblPr>
+        <w:tblW w:type="dxa" w:w="9360"/>
+        <w:tblBorders>
+          <w:top w:val="single" w:color="BFBFBF" w:sz="2"/>
+          <w:left w:val="single" w:color="BFBFBF" w:sz="2"/>
+          <w:bottom w:val="single" w:color="BFBFBF" w:sz="2"/>
+          <w:right w:val="single" w:color="BFBFBF" w:sz="2"/>
+          <w:insideH w:val="single" w:color="D9D9D9" w:sz="2"/>
+          <w:insideV w:val="single" w:color="D9D9D9" w:sz="2"/>
+        </w:tblBorders>
+      </w:tblPr>
+      <w:tblGrid>
+        <w:gridCol w:w="3400"/>
+        <w:gridCol w:w="5960"/>
+      </w:tblGrid>
+      <w:tr>
+        <w:trPr>
+          <w:tblHeader/>
+        </w:trPr>
+        <w:tc>
+          <w:tcPr>
+            <w:tcW w:type="dxa" w:w="3400"/>
+            <w:shd w:fill="DCE6F1" w:val="clear"/>
+            <w:tcMar>
+              <w:top w:type="dxa" w:w="90"/>
+              <w:left w:type="dxa" w:w="130"/>
+              <w:bottom w:type="dxa" w:w="90"/>
+              <w:right w:type="dxa" w:w="130"/>
+            </w:tcMar>
+          </w:tcPr>
+          <w:p>
+            <w:r>
+              <w:rPr>
+                <w:b/>
+                <w:bCs/>
+                <w:color w:val="1F3864"/>
+                <w:sz w:val="20"/>
+                <w:szCs w:val="20"/>
+              </w:rPr>
+              <w:t xml:space="preserve">Option</w:t>
+            </w:r>
+          </w:p>
+        </w:tc>
+        <w:tc>
+          <w:tcPr>
+            <w:tcW w:type="dxa" w:w="5960"/>
+            <w:shd w:fill="DCE6F1" w:val="clear"/>
+            <w:tcMar>
+              <w:top w:type="dxa" w:w="90"/>
+              <w:left w:type="dxa" w:w="130"/>
+              <w:bottom w:type="dxa" w:w="90"/>
+              <w:right w:type="dxa" w:w="130"/>
+            </w:tcMar>
+          </w:tcPr>
+          <w:p>
+            <w:r>
+              <w:rPr>
+                <w:b/>
+                <w:bCs/>
+                <w:color w:val="1F3864"/>
+                <w:sz w:val="20"/>
+                <w:szCs w:val="20"/>
+              </w:rPr>
+              <w:t xml:space="preserve">Why it comes up</w:t>
+            </w:r>
+          </w:p>
+        </w:tc>
+      </w:tr>
+      <w:tr>
+        <w:tc>
+          <w:tcPr>
+            <w:tcW w:type="dxa" w:w="3400"/>
+            <w:tcMar>
+              <w:top w:type="dxa" w:w="90"/>
+              <w:left w:type="dxa" w:w="130"/>
+              <w:bottom w:type="dxa" w:w="90"/>
+              <w:right w:type="dxa" w:w="130"/>
+            </w:tcMar>
+          </w:tcPr>
+          <w:p>
+            <w:r>
+              <w:rPr>
+                <w:b/>
+                <w:bCs/>
+                <w:sz w:val="20"/>
+                <w:szCs w:val="20"/>
+              </w:rPr>
+              <w:t xml:space="preserve">Azure Blob Storage</w:t>
+            </w:r>
+          </w:p>
+        </w:tc>
+        <w:tc>
+          <w:tcPr>
+            <w:tcW w:type="dxa" w:w="5960"/>
+            <w:tcMar>
+              <w:top w:type="dxa" w:w="90"/>
+              <w:left w:type="dxa" w:w="130"/>
+              <w:bottom w:type="dxa" w:w="90"/>
+              <w:right w:type="dxa" w:w="130"/>
+            </w:tcMar>
+          </w:tcPr>
+          <w:p>
+            <w:r>
+              <w:rPr>
+                <w:sz w:val="20"/>
+                <w:szCs w:val="20"/>
+              </w:rPr>
+              <w:t xml:space="preserve">The single most likely alternative in a Microsoft-centric organisation. It has no native S3 API</w:t>
+            </w:r>
+          </w:p>
+        </w:tc>
+      </w:tr>
+    </w:tbl>
+    <w:p>
+      <w:pPr>
+        <w:spacing w:after="120" w:line="280"/>
+      </w:pPr>
+      <w:r>
+        <w:rPr>
+          <w:rFonts w:ascii="Consolas" w:cs="Consolas" w:eastAsia="Consolas" w:hAnsi="Consolas"/>
+          <w:color w:val="9C27B0"/>
+          <w:sz w:val="19"/>
+          <w:szCs w:val="19"/>
+        </w:rPr>
+        <w:t xml:space="preserve">services/storage.py</w:t>
+      </w:r>
+      <w:r>
+        <w:rPr>
+          <w:sz w:val="21"/>
+          <w:szCs w:val="21"/>
+        </w:rPr>
+        <w:t xml:space="preserve"> wraps the three operations. Swapping their bodies for the Azure SDK (</w:t>
+      </w:r>
+      <w:r>
+        <w:rPr>
+          <w:rFonts w:ascii="Consolas" w:cs="Consolas" w:eastAsia="Consolas" w:hAnsi="Consolas"/>
+          <w:color w:val="9C27B0"/>
+          <w:sz w:val="19"/>
+          <w:szCs w:val="19"/>
+        </w:rPr>
+        <w:t xml:space="preserve">azure-storage-blob</w:t>
+      </w:r>
+      <w:r>
+        <w:rPr>
+          <w:sz w:val="21"/>
+          <w:szCs w:val="21"/>
+        </w:rPr>
+        <w:t xml:space="preserve">) is a contained change — the rest of the application calls those wrappers and never touches boto3 directly, with one exception noted below.</w:t>
+      </w:r>
+    </w:p>
+    <w:p>
+      <w:pPr>
+        <w:pStyle w:val="Heading3"/>
+        <w:spacing w:after="100" w:before="200"/>
+      </w:pPr>
+      <w:r>
+        <w:rPr>
+          <w:b/>
+          <w:bCs/>
+          <w:color w:val="2E75B6"/>
+          <w:sz w:val="22"/>
+          <w:szCs w:val="22"/>
+        </w:rPr>
+        <w:t xml:space="preserve">Tier 3 — same three functions, plus think about durability</w:t>
+      </w:r>
+    </w:p>
+    <w:p>
+      <w:pPr>
+        <w:spacing w:after="120" w:line="280"/>
+      </w:pPr>
+      <w:r>
+        <w:rPr>
+          <w:sz w:val="21"/>
+          <w:szCs w:val="21"/>
+        </w:rPr>
+        <w:t xml:space="preserve">A mounted file share (NFS, SMB) or the server's own disk. Simplest to implement — write to a path, read from a path — but the storage is then only as safe as that volume's backup, and running more than one API instance requires shared storage rather than local disk. Reasonable for a single-server internal deployment; a step backwards from object storage otherwise.</w:t>
+      </w:r>
+    </w:p>
+    <w:tbl>
+      <w:tblPr>
+        <w:tblW w:type="dxa" w:w="9360"/>
+        <w:tblBorders>
+          <w:top w:val="single" w:color="E8A33D" w:sz="4"/>
+          <w:left w:val="single" w:color="E8A33D" w:sz="18"/>
+          <w:bottom w:val="single" w:color="E8A33D" w:sz="4"/>
+          <w:right w:val="single" w:color="E8A33D" w:sz="4"/>
+          <w:insideH w:val="single" w:color="auto" w:sz="4"/>
+          <w:insideV w:val="single" w:color="auto" w:sz="4"/>
+        </w:tblBorders>
+      </w:tblPr>
+      <w:tblGrid>
+        <w:gridCol w:w="9360"/>
+      </w:tblGrid>
+      <w:tr>
+        <w:tc>
+          <w:tcPr>
+            <w:tcW w:type="dxa" w:w="9360"/>
+            <w:shd w:fill="FFF4E5" w:val="clear"/>
+            <w:tcMar>
+              <w:top w:type="dxa" w:w="140"/>
+              <w:left w:type="dxa" w:w="180"/>
+              <w:bottom w:type="dxa" w:w="140"/>
+              <w:right w:type="dxa" w:w="180"/>
+            </w:tcMar>
+          </w:tcPr>
+          <w:p>
+            <w:pPr>
+              <w:spacing w:after="80"/>
+            </w:pPr>
+            <w:r>
+              <w:rPr>
+                <w:b/>
+                <w:bCs/>
+                <w:color w:val="8A5A00"/>
+                <w:sz w:val="21"/>
+                <w:szCs w:val="21"/>
+              </w:rPr>
+              <w:t xml:space="preserve">Tidy this before a Tier 2 or 3 move</w:t>
+            </w:r>
+          </w:p>
+          <w:p>
+            <w:pPr>
+              <w:spacing w:after="60" w:line="280"/>
+            </w:pPr>
+            <w:r>
+              <w:rPr>
+                <w:rFonts w:ascii="Consolas" w:cs="Consolas" w:eastAsia="Consolas" w:hAnsi="Consolas"/>
+                <w:sz w:val="19"/>
+                <w:szCs w:val="19"/>
+              </w:rPr>
+              <w:t xml:space="preserve">routers/charts.py</w:t>
+            </w:r>
+            <w:r>
+              <w:rPr>
+                <w:sz w:val="21"/>
+                <w:szCs w:val="21"/>
+              </w:rPr>
+              <w:t xml:space="preserve"> calls </w:t>
+            </w:r>
+            <w:r>
+              <w:rPr>
+                <w:rFonts w:ascii="Consolas" w:cs="Consolas" w:eastAsia="Consolas" w:hAnsi="Consolas"/>
+                <w:sz w:val="19"/>
+                <w:szCs w:val="19"/>
+              </w:rPr>
+              <w:t xml:space="preserve">get_object()</w:t>
+            </w:r>
+            <w:r>
+              <w:rPr>
+                <w:sz w:val="21"/>
+                <w:szCs w:val="21"/>
+              </w:rPr>
+              <w:t xml:space="preserve"> directly rather than going through </w:t>
+            </w:r>
+            <w:r>
+              <w:rPr>
+                <w:rFonts w:ascii="Consolas" w:cs="Consolas" w:eastAsia="Consolas" w:hAnsi="Consolas"/>
+                <w:sz w:val="19"/>
+                <w:szCs w:val="19"/>
+              </w:rPr>
+              <w:t xml:space="preserve">services/storage.py</w:t>
+            </w:r>
+            <w:r>
+              <w:rPr>
+                <w:sz w:val="21"/>
+                <w:szCs w:val="21"/>
+              </w:rPr>
+              <w:t xml:space="preserve">. Everything else uses the wrapper.</w:t>
+            </w:r>
+          </w:p>
+          <w:p>
+            <w:pPr>
+              <w:spacing w:after="60" w:line="280"/>
+            </w:pPr>
+            <w:r>
+              <w:rPr>
+                <w:b/>
+                <w:bCs/>
+                <w:sz w:val="21"/>
+                <w:szCs w:val="21"/>
+              </w:rPr>
+              <w:t xml:space="preserve">Move that one call behind the wrapper first, so the storage implementation lives in exactly one file. It is a small change and it turns a two-file swap into a one-file swap.</w:t>
+            </w:r>
+          </w:p>
+        </w:tc>
+      </w:tr>
+    </w:tbl>
+    <w:p>
+      <w:pPr>
+        <w:pStyle w:val="Heading3"/>
+        <w:spacing w:after="100" w:before="200"/>
+      </w:pPr>
+      <w:r>
+        <w:rPr>
+          <w:b/>
+          <w:bCs/>
+          <w:color w:val="2E75B6"/>
+          <w:sz w:val="22"/>
+          <w:szCs w:val="22"/>
+        </w:rPr>
+        <w:t xml:space="preserve">The recommendation</w:t>
+      </w:r>
+    </w:p>
+    <w:p>
+      <w:pPr>
+        <w:spacing w:after="120" w:line="280"/>
+      </w:pPr>
+      <w:r>
+        <w:rPr>
+          <w:sz w:val="21"/>
+          <w:szCs w:val="21"/>
+        </w:rPr>
+        <w:t xml:space="preserve">If the organisation has </w:t>
+      </w:r>
+      <w:r>
+        <w:rPr>
+          <w:b/>
+          <w:bCs/>
+          <w:sz w:val="21"/>
+          <w:szCs w:val="21"/>
+        </w:rPr>
+        <w:t xml:space="preserve">any</w:t>
+      </w:r>
+      <w:r>
+        <w:rPr>
+          <w:sz w:val="21"/>
+          <w:szCs w:val="21"/>
+        </w:rPr>
+        <w:t xml:space="preserve"> existing object storage — Ceph, MinIO, StorageGRID, ECS, an AWS account — use it. It is a Tier 1 move: three variables, no code, no testing burden beyond the smoke test.</w:t>
+      </w:r>
+    </w:p>
+    <w:p>
+      <w:pPr>
+        <w:spacing w:after="120" w:line="280"/>
+      </w:pPr>
+      <w:r>
+        <w:rPr>
+          <w:sz w:val="21"/>
+          <w:szCs w:val="21"/>
+        </w:rPr>
+        <w:t xml:space="preserve">Reach for Azure Blob only if the organisation is Azure-standardised and object storage elsewhere would be an exception to policy. The work is small but it is real code, and code needs testing that configuration does not.</w:t>
+      </w:r>
+    </w:p>
+    <w:p>
+      <w:pPr>
+        <w:spacing w:after="120" w:line="280"/>
+      </w:pPr>
+      <w:r>
+        <w:rPr>
+          <w:sz w:val="21"/>
+          <w:szCs w:val="21"/>
+        </w:rPr>
+        <w:t xml:space="preserve">Avoid the file-share option unless the deployment is genuinely single-server and expected to stay that way.</w:t>
+      </w:r>
+    </w:p>
+    <w:p>
+      <w:pPr>
+        <w:pStyle w:val="Heading3"/>
+        <w:spacing w:after="100" w:before="200"/>
+      </w:pPr>
+      <w:r>
+        <w:rPr>
+          <w:b/>
+          <w:bCs/>
+          <w:color w:val="2E75B6"/>
+          <w:sz w:val="22"/>
+          <w:szCs w:val="22"/>
+        </w:rPr>
+        <w:t xml:space="preserve">What does not change, whichever is chosen</w:t>
+      </w:r>
+    </w:p>
+    <w:p>
+      <w:pPr>
+        <w:pStyle w:val="ListParagraph"/>
+        <w:numPr>
+          <w:ilvl w:val="0"/>
+          <w:numId w:val="2"/>
+        </w:numPr>
+        <w:spacing w:after="80" w:line="280"/>
+      </w:pPr>
+      <w:r>
+        <w:rPr>
+          <w:sz w:val="21"/>
+          <w:szCs w:val="21"/>
+        </w:rPr>
+        <w:t xml:space="preserve">The database is untouched. </w:t>
+      </w:r>
+      <w:r>
+        <w:rPr>
+          <w:rFonts w:ascii="Consolas" w:cs="Consolas" w:eastAsia="Consolas" w:hAnsi="Consolas"/>
+          <w:color w:val="9C27B0"/>
+          <w:sz w:val="19"/>
+          <w:szCs w:val="19"/>
+        </w:rPr>
+        <w:t xml:space="preserve">chart_files.storage_key</w:t>
+      </w:r>
+      <w:r>
+        <w:rPr>
+          <w:sz w:val="21"/>
+          <w:szCs w:val="21"/>
+        </w:rPr>
+        <w:t xml:space="preserve"> holds the same keys</w:t>
+      </w:r>
+    </w:p>
+    <w:p>
+      <w:pPr>
+        <w:pStyle w:val="ListParagraph"/>
+        <w:numPr>
+          <w:ilvl w:val="0"/>
+          <w:numId w:val="2"/>
+        </w:numPr>
+        <w:spacing w:after="80" w:line="280"/>
+      </w:pPr>
+      <w:r>
+        <w:rPr>
+          <w:sz w:val="21"/>
+          <w:szCs w:val="21"/>
+        </w:rPr>
+        <w:t xml:space="preserve">The browser still never contacts storage — the API proxies every image</w:t>
+      </w:r>
+    </w:p>
+    <w:p>
+      <w:pPr>
+        <w:pStyle w:val="ListParagraph"/>
+        <w:numPr>
+          <w:ilvl w:val="0"/>
+          <w:numId w:val="2"/>
+        </w:numPr>
+        <w:spacing w:after="80" w:line="280"/>
+      </w:pPr>
+      <w:r>
+        <w:rPr>
+          <w:sz w:val="21"/>
+          <w:szCs w:val="21"/>
+        </w:rPr>
+        <w:t xml:space="preserve">No CORS configuration is needed on the new backend</w:t>
+      </w:r>
+    </w:p>
+    <w:p>
+      <w:pPr>
+        <w:pStyle w:val="ListParagraph"/>
+        <w:numPr>
+          <w:ilvl w:val="0"/>
+          <w:numId w:val="2"/>
+        </w:numPr>
+        <w:spacing w:after="80" w:line="280"/>
+      </w:pPr>
+      <w:r>
+        <w:rPr>
+          <w:sz w:val="21"/>
+          <w:szCs w:val="21"/>
+        </w:rPr>
+        <w:t xml:space="preserve">The bucket needs to be reachable only from the backend, so it can sit entirely inside the internal network</w:t>
       </w:r>
     </w:p>
     <w:p>

--- a/docs/PracticeLab_Database_Storage_Handover.docx
+++ b/docs/PracticeLab_Database_Storage_Handover.docx
@@ -5888,115 +5888,301 @@
         <w:t xml:space="preserve">A mounted file share (NFS, SMB) or the server's own disk. Simplest to implement — write to a path, read from a path — but the storage is then only as safe as that volume's backup, and running more than one API instance requires shared storage rather than local disk. Reasonable for a single-server internal deployment; a step backwards from object storage otherwise.</w:t>
       </w:r>
     </w:p>
+    <w:p>
+      <w:pPr>
+        <w:pStyle w:val="Heading3"/>
+        <w:spacing w:after="100" w:before="200"/>
+      </w:pPr>
+      <w:r>
+        <w:rPr>
+          <w:b/>
+          <w:bCs/>
+          <w:color w:val="2E75B6"/>
+          <w:sz w:val="22"/>
+          <w:szCs w:val="22"/>
+        </w:rPr>
+        <w:t xml:space="preserve">Where the change would be made</w:t>
+      </w:r>
+    </w:p>
+    <w:p>
+      <w:pPr>
+        <w:spacing w:after="120" w:line="280"/>
+      </w:pPr>
+      <w:r>
+        <w:rPr>
+          <w:rFonts w:ascii="Consolas" w:cs="Consolas" w:eastAsia="Consolas" w:hAnsi="Consolas"/>
+          <w:color w:val="9C27B0"/>
+          <w:sz w:val="19"/>
+          <w:szCs w:val="19"/>
+        </w:rPr>
+        <w:t xml:space="preserve">backend/services/storage.py</w:t>
+      </w:r>
+      <w:r>
+        <w:rPr>
+          <w:b/>
+          <w:bCs/>
+          <w:sz w:val="21"/>
+          <w:szCs w:val="21"/>
+        </w:rPr>
+        <w:t xml:space="preserve">, and nowhere else.</w:t>
+      </w:r>
+      <w:r>
+        <w:rPr>
+          <w:sz w:val="21"/>
+          <w:szCs w:val="21"/>
+        </w:rPr>
+        <w:t xml:space="preserve"> Every storage call in the application goes through it:</w:t>
+      </w:r>
+    </w:p>
     <w:tbl>
       <w:tblPr>
         <w:tblW w:type="dxa" w:w="9360"/>
         <w:tblBorders>
-          <w:top w:val="single" w:color="E8A33D" w:sz="4"/>
-          <w:left w:val="single" w:color="E8A33D" w:sz="18"/>
-          <w:bottom w:val="single" w:color="E8A33D" w:sz="4"/>
-          <w:right w:val="single" w:color="E8A33D" w:sz="4"/>
-          <w:insideH w:val="single" w:color="auto" w:sz="4"/>
-          <w:insideV w:val="single" w:color="auto" w:sz="4"/>
+          <w:top w:val="single" w:color="BFBFBF" w:sz="2"/>
+          <w:left w:val="single" w:color="BFBFBF" w:sz="2"/>
+          <w:bottom w:val="single" w:color="BFBFBF" w:sz="2"/>
+          <w:right w:val="single" w:color="BFBFBF" w:sz="2"/>
+          <w:insideH w:val="single" w:color="D9D9D9" w:sz="2"/>
+          <w:insideV w:val="single" w:color="D9D9D9" w:sz="2"/>
         </w:tblBorders>
       </w:tblPr>
       <w:tblGrid>
-        <w:gridCol w:w="9360"/>
+        <w:gridCol w:w="4200"/>
+        <w:gridCol w:w="5160"/>
       </w:tblGrid>
       <w:tr>
-        <w:tc>
-          <w:tcPr>
-            <w:tcW w:type="dxa" w:w="9360"/>
-            <w:shd w:fill="FFF4E5" w:val="clear"/>
-            <w:tcMar>
-              <w:top w:type="dxa" w:w="140"/>
-              <w:left w:type="dxa" w:w="180"/>
-              <w:bottom w:type="dxa" w:w="140"/>
-              <w:right w:type="dxa" w:w="180"/>
-            </w:tcMar>
-          </w:tcPr>
-          <w:p>
-            <w:pPr>
-              <w:spacing w:after="80"/>
-            </w:pPr>
+        <w:trPr>
+          <w:tblHeader/>
+        </w:trPr>
+        <w:tc>
+          <w:tcPr>
+            <w:tcW w:type="dxa" w:w="4200"/>
+            <w:shd w:fill="DCE6F1" w:val="clear"/>
+            <w:tcMar>
+              <w:top w:type="dxa" w:w="90"/>
+              <w:left w:type="dxa" w:w="130"/>
+              <w:bottom w:type="dxa" w:w="90"/>
+              <w:right w:type="dxa" w:w="130"/>
+            </w:tcMar>
+          </w:tcPr>
+          <w:p>
             <w:r>
               <w:rPr>
                 <w:b/>
                 <w:bCs/>
-                <w:color w:val="8A5A00"/>
-                <w:sz w:val="21"/>
-                <w:szCs w:val="21"/>
-              </w:rPr>
-              <w:t xml:space="preserve">Tidy this before a Tier 2 or 3 move</w:t>
-            </w:r>
-          </w:p>
-          <w:p>
-            <w:pPr>
-              <w:spacing w:after="60" w:line="280"/>
-            </w:pPr>
-            <w:r>
-              <w:rPr>
-                <w:rFonts w:ascii="Consolas" w:cs="Consolas" w:eastAsia="Consolas" w:hAnsi="Consolas"/>
-                <w:sz w:val="19"/>
-                <w:szCs w:val="19"/>
-              </w:rPr>
-              <w:t xml:space="preserve">routers/charts.py</w:t>
-            </w:r>
-            <w:r>
-              <w:rPr>
-                <w:sz w:val="21"/>
-                <w:szCs w:val="21"/>
-              </w:rPr>
-              <w:t xml:space="preserve"> calls </w:t>
-            </w:r>
-            <w:r>
-              <w:rPr>
-                <w:rFonts w:ascii="Consolas" w:cs="Consolas" w:eastAsia="Consolas" w:hAnsi="Consolas"/>
-                <w:sz w:val="19"/>
-                <w:szCs w:val="19"/>
-              </w:rPr>
-              <w:t xml:space="preserve">get_object()</w:t>
-            </w:r>
-            <w:r>
-              <w:rPr>
-                <w:sz w:val="21"/>
-                <w:szCs w:val="21"/>
-              </w:rPr>
-              <w:t xml:space="preserve"> directly rather than going through </w:t>
-            </w:r>
-            <w:r>
-              <w:rPr>
-                <w:rFonts w:ascii="Consolas" w:cs="Consolas" w:eastAsia="Consolas" w:hAnsi="Consolas"/>
-                <w:sz w:val="19"/>
-                <w:szCs w:val="19"/>
-              </w:rPr>
-              <w:t xml:space="preserve">services/storage.py</w:t>
-            </w:r>
-            <w:r>
-              <w:rPr>
-                <w:sz w:val="21"/>
-                <w:szCs w:val="21"/>
-              </w:rPr>
-              <w:t xml:space="preserve">. Everything else uses the wrapper.</w:t>
-            </w:r>
-          </w:p>
-          <w:p>
-            <w:pPr>
-              <w:spacing w:after="60" w:line="280"/>
-            </w:pPr>
+                <w:color w:val="1F3864"/>
+                <w:sz w:val="20"/>
+                <w:szCs w:val="20"/>
+              </w:rPr>
+              <w:t xml:space="preserve">Function</w:t>
+            </w:r>
+          </w:p>
+        </w:tc>
+        <w:tc>
+          <w:tcPr>
+            <w:tcW w:type="dxa" w:w="5160"/>
+            <w:shd w:fill="DCE6F1" w:val="clear"/>
+            <w:tcMar>
+              <w:top w:type="dxa" w:w="90"/>
+              <w:left w:type="dxa" w:w="130"/>
+              <w:bottom w:type="dxa" w:w="90"/>
+              <w:right w:type="dxa" w:w="130"/>
+            </w:tcMar>
+          </w:tcPr>
+          <w:p>
             <w:r>
               <w:rPr>
                 <w:b/>
                 <w:bCs/>
-                <w:sz w:val="21"/>
-                <w:szCs w:val="21"/>
-              </w:rPr>
-              <w:t xml:space="preserve">Move that one call behind the wrapper first, so the storage implementation lives in exactly one file. It is a small change and it turns a two-file swap into a one-file swap.</w:t>
+                <w:color w:val="1F3864"/>
+                <w:sz w:val="20"/>
+                <w:szCs w:val="20"/>
+              </w:rPr>
+              <w:t xml:space="preserve">Used by</w:t>
+            </w:r>
+          </w:p>
+        </w:tc>
+      </w:tr>
+      <w:tr>
+        <w:tc>
+          <w:tcPr>
+            <w:tcW w:type="dxa" w:w="4200"/>
+            <w:tcMar>
+              <w:top w:type="dxa" w:w="90"/>
+              <w:left w:type="dxa" w:w="130"/>
+              <w:bottom w:type="dxa" w:w="90"/>
+              <w:right w:type="dxa" w:w="130"/>
+            </w:tcMar>
+          </w:tcPr>
+          <w:p>
+            <w:r>
+              <w:rPr>
+                <w:rFonts w:ascii="Consolas" w:cs="Consolas" w:eastAsia="Consolas" w:hAnsi="Consolas"/>
+                <w:sz w:val="18"/>
+                <w:szCs w:val="18"/>
+              </w:rPr>
+              <w:t xml:space="preserve">upload_bytes(key, data, content_type)</w:t>
+            </w:r>
+          </w:p>
+        </w:tc>
+        <w:tc>
+          <w:tcPr>
+            <w:tcW w:type="dxa" w:w="5160"/>
+            <w:tcMar>
+              <w:top w:type="dxa" w:w="90"/>
+              <w:left w:type="dxa" w:w="130"/>
+              <w:bottom w:type="dxa" w:w="90"/>
+              <w:right w:type="dxa" w:w="130"/>
+            </w:tcMar>
+          </w:tcPr>
+          <w:p>
+            <w:r>
+              <w:rPr>
+                <w:sz w:val="20"/>
+                <w:szCs w:val="20"/>
+              </w:rPr>
+              <w:t xml:space="preserve">Chart upload</w:t>
+            </w:r>
+          </w:p>
+        </w:tc>
+      </w:tr>
+      <w:tr>
+        <w:tc>
+          <w:tcPr>
+            <w:tcW w:type="dxa" w:w="4200"/>
+            <w:tcMar>
+              <w:top w:type="dxa" w:w="90"/>
+              <w:left w:type="dxa" w:w="130"/>
+              <w:bottom w:type="dxa" w:w="90"/>
+              <w:right w:type="dxa" w:w="130"/>
+            </w:tcMar>
+          </w:tcPr>
+          <w:p>
+            <w:r>
+              <w:rPr>
+                <w:rFonts w:ascii="Consolas" w:cs="Consolas" w:eastAsia="Consolas" w:hAnsi="Consolas"/>
+                <w:sz w:val="18"/>
+                <w:szCs w:val="18"/>
+              </w:rPr>
+              <w:t xml:space="preserve">open_object(key)</w:t>
+            </w:r>
+          </w:p>
+        </w:tc>
+        <w:tc>
+          <w:tcPr>
+            <w:tcW w:type="dxa" w:w="5160"/>
+            <w:tcMar>
+              <w:top w:type="dxa" w:w="90"/>
+              <w:left w:type="dxa" w:w="130"/>
+              <w:bottom w:type="dxa" w:w="90"/>
+              <w:right w:type="dxa" w:w="130"/>
+            </w:tcMar>
+          </w:tcPr>
+          <w:p>
+            <w:r>
+              <w:rPr>
+                <w:sz w:val="20"/>
+                <w:szCs w:val="20"/>
+              </w:rPr>
+              <w:t xml:space="preserve">Chart page view — returns </w:t>
+            </w:r>
+            <w:r>
+              <w:rPr>
+                <w:rFonts w:ascii="Consolas" w:cs="Consolas" w:eastAsia="Consolas" w:hAnsi="Consolas"/>
+                <w:sz w:val="18"/>
+                <w:szCs w:val="18"/>
+              </w:rPr>
+              <w:t xml:space="preserve">(body, content_type)</w:t>
+            </w:r>
+          </w:p>
+        </w:tc>
+      </w:tr>
+      <w:tr>
+        <w:tc>
+          <w:tcPr>
+            <w:tcW w:type="dxa" w:w="4200"/>
+            <w:tcMar>
+              <w:top w:type="dxa" w:w="90"/>
+              <w:left w:type="dxa" w:w="130"/>
+              <w:bottom w:type="dxa" w:w="90"/>
+              <w:right w:type="dxa" w:w="130"/>
+            </w:tcMar>
+          </w:tcPr>
+          <w:p>
+            <w:r>
+              <w:rPr>
+                <w:rFonts w:ascii="Consolas" w:cs="Consolas" w:eastAsia="Consolas" w:hAnsi="Consolas"/>
+                <w:sz w:val="18"/>
+                <w:szCs w:val="18"/>
+              </w:rPr>
+              <w:t xml:space="preserve">delete_object(key)</w:t>
+            </w:r>
+          </w:p>
+        </w:tc>
+        <w:tc>
+          <w:tcPr>
+            <w:tcW w:type="dxa" w:w="5160"/>
+            <w:tcMar>
+              <w:top w:type="dxa" w:w="90"/>
+              <w:left w:type="dxa" w:w="130"/>
+              <w:bottom w:type="dxa" w:w="90"/>
+              <w:right w:type="dxa" w:w="130"/>
+            </w:tcMar>
+          </w:tcPr>
+          <w:p>
+            <w:r>
+              <w:rPr>
+                <w:sz w:val="20"/>
+                <w:szCs w:val="20"/>
+              </w:rPr>
+              <w:t xml:space="preserve">Chart removal</w:t>
             </w:r>
           </w:p>
         </w:tc>
       </w:tr>
     </w:tbl>
+    <w:p>
+      <w:pPr>
+        <w:spacing w:after="120" w:line="280"/>
+      </w:pPr>
+      <w:r>
+        <w:rPr>
+          <w:rFonts w:ascii="Consolas" w:cs="Consolas" w:eastAsia="Consolas" w:hAnsi="Consolas"/>
+          <w:color w:val="9C27B0"/>
+          <w:sz w:val="19"/>
+          <w:szCs w:val="19"/>
+        </w:rPr>
+        <w:t xml:space="preserve">boto3</w:t>
+      </w:r>
+      <w:r>
+        <w:rPr>
+          <w:sz w:val="21"/>
+          <w:szCs w:val="21"/>
+        </w:rPr>
+        <w:t xml:space="preserve"> is imported in that one file. A Tier 2 or Tier 3 move rewrites the bodies of those three functions and touches nothing else.</w:t>
+      </w:r>
+    </w:p>
+    <w:p>
+      <w:pPr>
+        <w:spacing w:after="120" w:line="280"/>
+      </w:pPr>
+      <w:r>
+        <w:rPr>
+          <w:rFonts w:ascii="Consolas" w:cs="Consolas" w:eastAsia="Consolas" w:hAnsi="Consolas"/>
+          <w:color w:val="9C27B0"/>
+          <w:sz w:val="19"/>
+          <w:szCs w:val="19"/>
+        </w:rPr>
+        <w:t xml:space="preserve">get_presigned_url()</w:t>
+      </w:r>
+      <w:r>
+        <w:rPr>
+          <w:sz w:val="21"/>
+          <w:szCs w:val="21"/>
+        </w:rPr>
+        <w:t xml:space="preserve"> also lives there and is never called — see 2.1. A backend swap can ignore it, or delete it.</w:t>
+      </w:r>
+    </w:p>
     <w:p>
       <w:pPr>
         <w:pStyle w:val="Heading3"/>
